--- a/Bob/Robert_Shaker_II_Resume.docx
+++ b/Bob/Robert_Shaker_II_Resume.docx
@@ -93,6 +93,8 @@
       <w:r>
         <w:rPr>
           <w:rtl w:val="0"/>
+          <w:sz w:val="2"/>
+          <w:szCs w:val="2"/>
         </w:rPr>
       </w:r>
     </w:p>
@@ -278,7 +280,149 @@
           <w:vertAlign w:val="baseline"/>
           <w:rtl w:val="0"/>
         </w:rPr>
-        <w:t xml:space="preserve">Led AI transformation programs at scale, deploying cross-functional AI-driven tooling that reduced ship times by 75%</w:t>
+        <w:t xml:space="preserve">Deep GTM and analyst influence experience,</w:t>
+      </w:r>
+      <w:r>
+        <w:rPr>
+          <w:rtl w:val="0"/>
+        </w:rPr>
+        <w:t xml:space="preserve"> </w:t>
+      </w:r>
+      <w:r>
+        <w:rPr>
+          <w:rFonts w:ascii="Calibri" w:cs="Calibri" w:eastAsia="Calibri" w:hAnsi="Calibri"/>
+          <w:b w:val="0"/>
+          <w:bCs w:val="0"/>
+          <w:i w:val="0"/>
+          <w:iCs w:val="0"/>
+          <w:smallCaps w:val="0"/>
+          <w:strike w:val="0"/>
+          <w:color w:val="333333"/>
+          <w:sz w:val="19"/>
+          <w:szCs w:val="19"/>
+          <w:u w:val="none"/>
+          <w:shd w:fill="auto" w:val="clear"/>
+          <w:vertAlign w:val="baseline"/>
+          <w:rtl w:val="0"/>
+        </w:rPr>
+        <w:t xml:space="preserve">repositioning lagging products as category leaders</w:t>
+      </w:r>
+    </w:p>
+    <w:p>
+      <w:pPr>
+        <w:spacing w:after="0" w:before="240" w:lineRule="auto"/>
+        <w:rPr/>
+      </w:pPr>
+      <w:r>
+        <w:rPr>
+          <w:rFonts w:ascii="Calibri" w:cs="Calibri" w:eastAsia="Calibri" w:hAnsi="Calibri"/>
+          <w:b w:val="1"/>
+          <w:bCs w:val="1"/>
+          <w:i w:val="0"/>
+          <w:iCs w:val="0"/>
+          <w:smallCaps w:val="1"/>
+          <w:color w:val="111111"/>
+          <w:sz w:val="20"/>
+          <w:szCs w:val="20"/>
+          <w:rtl w:val="0"/>
+        </w:rPr>
+        <w:t xml:space="preserve">EXPERIENCE</w:t>
+      </w:r>
+      <w:r>
+        <w:rPr>
+          <w:rtl w:val="0"/>
+        </w:rPr>
+      </w:r>
+    </w:p>
+    <w:p>
+      <w:pPr>
+        <w:pBdr>
+          <w:bottom w:color="999999" w:space="0" w:sz="6" w:val="single"/>
+        </w:pBdr>
+        <w:spacing w:after="100" w:before="20" w:lineRule="auto"/>
+        <w:rPr/>
+      </w:pPr>
+      <w:r>
+        <w:rPr>
+          <w:rtl w:val="0"/>
+          <w:sz w:val="2"/>
+          <w:szCs w:val="2"/>
+        </w:rPr>
+      </w:r>
+    </w:p>
+    <w:p>
+      <w:pPr>
+        <w:tabs>
+          <w:tab w:val="right" w:leader="none" w:pos="10800"/>
+        </w:tabs>
+        <w:spacing w:after="0" w:before="160" w:lineRule="auto"/>
+        <w:rPr/>
+      </w:pPr>
+      <w:r>
+        <w:rPr>
+          <w:rFonts w:ascii="Calibri" w:cs="Calibri" w:eastAsia="Calibri" w:hAnsi="Calibri"/>
+          <w:b w:val="1"/>
+          <w:bCs w:val="1"/>
+          <w:i w:val="0"/>
+          <w:iCs w:val="0"/>
+          <w:smallCaps w:val="0"/>
+          <w:color w:val="111111"/>
+          <w:sz w:val="20"/>
+          <w:szCs w:val="20"/>
+          <w:rtl w:val="0"/>
+        </w:rPr>
+        <w:t xml:space="preserve">ActiveState, </w:t>
+      </w:r>
+      <w:r>
+        <w:rPr>
+          <w:color w:val="111111"/>
+          <w:sz w:val="20"/>
+          <w:szCs w:val="20"/>
+          <w:rtl w:val="0"/>
+        </w:rPr>
+        <w:t xml:space="preserve">SVP, Product and Engineering</w:t>
+        <w:tab/>
+      </w:r>
+      <w:r>
+        <w:rPr>
+          <w:rFonts w:ascii="Calibri" w:cs="Calibri" w:eastAsia="Calibri" w:hAnsi="Calibri"/>
+          <w:b w:val="0"/>
+          <w:bCs w:val="0"/>
+          <w:i w:val="0"/>
+          <w:iCs w:val="0"/>
+          <w:smallCaps w:val="0"/>
+          <w:color w:val="333333"/>
+          <w:sz w:val="18"/>
+          <w:szCs w:val="18"/>
+          <w:rtl w:val="0"/>
+        </w:rPr>
+        <w:t xml:space="preserve">Jul 2025 – Present</w:t>
+      </w:r>
+      <w:r>
+        <w:rPr>
+          <w:rtl w:val="0"/>
+        </w:rPr>
+      </w:r>
+    </w:p>
+    <w:p>
+      <w:pPr>
+        <w:spacing w:after="80" w:before="20" w:lineRule="auto"/>
+        <w:rPr/>
+      </w:pPr>
+      <w:r>
+        <w:rPr>
+          <w:rFonts w:ascii="Calibri" w:cs="Calibri" w:eastAsia="Calibri" w:hAnsi="Calibri"/>
+          <w:b w:val="0"/>
+          <w:bCs w:val="0"/>
+          <w:i w:val="1"/>
+          <w:iCs w:val="1"/>
+          <w:smallCaps w:val="0"/>
+          <w:color w:val="333333"/>
+          <w:sz w:val="17"/>
+          <w:szCs w:val="17"/>
+          <w:rtl w:val="0"/>
+        </w:rPr>
+        <w:t xml:space="preserve">Enterprise open-source runtime management &amp; software supply chain security</w:t>
       </w:r>
       <w:r>
         <w:rPr>
@@ -326,7 +470,7 @@
           <w:vertAlign w:val="baseline"/>
           <w:rtl w:val="0"/>
         </w:rPr>
-        <w:t xml:space="preserve">Built, launched, and restructured high-performing engineering and product organizations from the ground up, scaling teams from zero to 50</w:t>
+        <w:t xml:space="preserve">Repositioned the company off a product with no market fit and onto securing open source components across multiple languages, with new product leadership.</w:t>
       </w:r>
     </w:p>
     <w:p>
@@ -369,32 +513,7 @@
           <w:vertAlign w:val="baseline"/>
           <w:rtl w:val="0"/>
         </w:rPr>
-        <w:t xml:space="preserve">Deep GTM and analyst influence experience,</w:t>
-      </w:r>
-      <w:r>
-        <w:rPr>
-          <w:rtl w:val="0"/>
-        </w:rPr>
-        <w:t xml:space="preserve"> </w:t>
-      </w:r>
-      <w:r>
-        <w:rPr>
-          <w:rFonts w:ascii="Calibri" w:cs="Calibri" w:eastAsia="Calibri" w:hAnsi="Calibri"/>
-          <w:b w:val="0"/>
-          <w:bCs w:val="0"/>
-          <w:i w:val="0"/>
-          <w:iCs w:val="0"/>
-          <w:smallCaps w:val="0"/>
-          <w:strike w:val="0"/>
-          <w:color w:val="333333"/>
-          <w:sz w:val="19"/>
-          <w:szCs w:val="19"/>
-          <w:u w:val="none"/>
-          <w:shd w:fill="auto" w:val="clear"/>
-          <w:vertAlign w:val="baseline"/>
-          <w:rtl w:val="0"/>
-        </w:rPr>
-        <w:t xml:space="preserve">repositioning lagging products as category leaders</w:t>
+        <w:t xml:space="preserve">Rebuilt an engineering organization with no process or cross-team collaboration, delivering the prior roadmap's commitments during the pivot.</w:t>
       </w:r>
     </w:p>
     <w:p>
@@ -437,153 +556,7 @@
           <w:vertAlign w:val="baseline"/>
           <w:rtl w:val="0"/>
         </w:rPr>
-        <w:t xml:space="preserve">Drives measurable customer retention improvements from 60% to &gt;</w:t>
-      </w:r>
-      <w:r>
-        <w:rPr>
-          <w:rtl w:val="0"/>
-        </w:rPr>
-        <w:t xml:space="preserve">9</w:t>
-      </w:r>
-      <w:r>
-        <w:rPr>
-          <w:rFonts w:ascii="Calibri" w:cs="Calibri" w:eastAsia="Calibri" w:hAnsi="Calibri"/>
-          <w:b w:val="0"/>
-          <w:bCs w:val="0"/>
-          <w:i w:val="0"/>
-          <w:iCs w:val="0"/>
-          <w:smallCaps w:val="0"/>
-          <w:strike w:val="0"/>
-          <w:color w:val="333333"/>
-          <w:sz w:val="19"/>
-          <w:szCs w:val="19"/>
-          <w:u w:val="none"/>
-          <w:shd w:fill="auto" w:val="clear"/>
-          <w:vertAlign w:val="baseline"/>
-          <w:rtl w:val="0"/>
-        </w:rPr>
-        <w:t xml:space="preserve">0% through product and service-led engagement strategies</w:t>
-      </w:r>
-    </w:p>
-    <w:p>
-      <w:pPr>
-        <w:spacing w:after="0" w:before="240" w:lineRule="auto"/>
-        <w:rPr/>
-      </w:pPr>
-      <w:r>
-        <w:rPr>
-          <w:rFonts w:ascii="Calibri" w:cs="Calibri" w:eastAsia="Calibri" w:hAnsi="Calibri"/>
-          <w:b w:val="1"/>
-          <w:bCs w:val="1"/>
-          <w:i w:val="0"/>
-          <w:iCs w:val="0"/>
-          <w:smallCaps w:val="1"/>
-          <w:color w:val="111111"/>
-          <w:sz w:val="20"/>
-          <w:szCs w:val="20"/>
-          <w:rtl w:val="0"/>
-        </w:rPr>
-        <w:t xml:space="preserve">EXPERIENCE</w:t>
-      </w:r>
-      <w:r>
-        <w:rPr>
-          <w:rtl w:val="0"/>
-        </w:rPr>
-      </w:r>
-    </w:p>
-    <w:p>
-      <w:pPr>
-        <w:pBdr>
-          <w:bottom w:color="999999" w:space="0" w:sz="6" w:val="single"/>
-        </w:pBdr>
-        <w:spacing w:after="100" w:before="20" w:lineRule="auto"/>
-        <w:rPr/>
-      </w:pPr>
-      <w:r>
-        <w:rPr>
-          <w:rtl w:val="0"/>
-        </w:rPr>
-      </w:r>
-    </w:p>
-    <w:p>
-      <w:pPr>
-        <w:tabs>
-          <w:tab w:val="right" w:leader="none" w:pos="10080"/>
-        </w:tabs>
-        <w:spacing w:after="0" w:before="160" w:lineRule="auto"/>
-        <w:rPr/>
-      </w:pPr>
-      <w:r>
-        <w:rPr>
-          <w:rFonts w:ascii="Calibri" w:cs="Calibri" w:eastAsia="Calibri" w:hAnsi="Calibri"/>
-          <w:b w:val="1"/>
-          <w:bCs w:val="1"/>
-          <w:i w:val="0"/>
-          <w:iCs w:val="0"/>
-          <w:smallCaps w:val="0"/>
-          <w:color w:val="111111"/>
-          <w:sz w:val="20"/>
-          <w:szCs w:val="20"/>
-          <w:rtl w:val="0"/>
-        </w:rPr>
-        <w:t xml:space="preserve">ActiveState, </w:t>
-      </w:r>
-      <w:r>
-        <w:rPr>
-          <w:color w:val="111111"/>
-          <w:sz w:val="20"/>
-          <w:szCs w:val="20"/>
-          <w:rtl w:val="0"/>
-        </w:rPr>
-        <w:t xml:space="preserve">SVP, Product and Engineering</w:t>
-        <w:tab/>
-        <w:tab/>
-      </w:r>
-      <w:r>
-        <w:rPr>
-          <w:rFonts w:ascii="Calibri" w:cs="Calibri" w:eastAsia="Calibri" w:hAnsi="Calibri"/>
-          <w:b w:val="0"/>
-          <w:bCs w:val="0"/>
-          <w:i w:val="0"/>
-          <w:iCs w:val="0"/>
-          <w:smallCaps w:val="0"/>
-          <w:color w:val="333333"/>
-          <w:sz w:val="18"/>
-          <w:szCs w:val="18"/>
-          <w:rtl w:val="0"/>
-        </w:rPr>
-        <w:t xml:space="preserve">Jul 2025 – Present</w:t>
-      </w:r>
-      <w:r>
-        <w:rPr>
-          <w:rtl w:val="0"/>
-        </w:rPr>
-      </w:r>
-    </w:p>
-    <w:p>
-      <w:pPr>
-        <w:spacing w:after="80" w:before="20" w:lineRule="auto"/>
-        <w:rPr/>
-      </w:pPr>
-      <w:r>
-        <w:rPr>
-          <w:rFonts w:ascii="Calibri" w:cs="Calibri" w:eastAsia="Calibri" w:hAnsi="Calibri"/>
-          <w:b w:val="0"/>
-          <w:bCs w:val="0"/>
-          <w:i w:val="1"/>
-          <w:iCs w:val="1"/>
-          <w:smallCaps w:val="0"/>
-          <w:color w:val="333333"/>
-          <w:sz w:val="17"/>
-          <w:szCs w:val="17"/>
-          <w:rtl w:val="0"/>
-        </w:rPr>
-        <w:t xml:space="preserve">Enterprise open-source runtime management &amp; software supply chain security</w:t>
-      </w:r>
-      <w:r>
-        <w:rPr>
-          <w:rtl w:val="0"/>
-        </w:rPr>
+        <w:t xml:space="preserve">Rebuilt Gartner analyst narrative around SBOM integrity, runtime lifecycle, and supply chain risk.</w:t>
       </w:r>
     </w:p>
     <w:p>
@@ -626,32 +599,7 @@
           <w:vertAlign w:val="baseline"/>
           <w:rtl w:val="0"/>
         </w:rPr>
-        <w:t xml:space="preserve">Restructured the product and engineering team into a high-performing AI organization enabling 65% </w:t>
-      </w:r>
-      <w:r>
-        <w:rPr>
-          <w:rtl w:val="0"/>
-        </w:rPr>
-        <w:t xml:space="preserve">reduction</w:t>
-      </w:r>
-      <w:r>
-        <w:rPr>
-          <w:rFonts w:ascii="Calibri" w:cs="Calibri" w:eastAsia="Calibri" w:hAnsi="Calibri"/>
-          <w:b w:val="0"/>
-          <w:bCs w:val="0"/>
-          <w:i w:val="0"/>
-          <w:iCs w:val="0"/>
-          <w:smallCaps w:val="0"/>
-          <w:strike w:val="0"/>
-          <w:color w:val="333333"/>
-          <w:sz w:val="19"/>
-          <w:szCs w:val="19"/>
-          <w:u w:val="none"/>
-          <w:shd w:fill="auto" w:val="clear"/>
-          <w:vertAlign w:val="baseline"/>
-          <w:rtl w:val="0"/>
-        </w:rPr>
-        <w:t xml:space="preserve"> in product development cycle time.</w:t>
+        <w:t xml:space="preserve">Drove AI strategy: MCP architecture, Slack-integrated engineering intake, and AI-assisted product management and coding.</w:t>
       </w:r>
     </w:p>
     <w:p>
@@ -694,7 +642,93 @@
           <w:vertAlign w:val="baseline"/>
           <w:rtl w:val="0"/>
         </w:rPr>
-        <w:t xml:space="preserve">Rebuilt Gartner analyst narrative around SBOM integrity, runtime lifecycle, and supply chain risk.</w:t>
+        <w:t xml:space="preserve">Implemented AI-assisted delivery that surfaced materially simpler architectures than the team had designed, completing the next six months of roadmap in three weeks and shipping the company's first production-ready products.</w:t>
+      </w:r>
+    </w:p>
+    <w:p>
+      <w:pPr>
+        <w:tabs>
+          <w:tab w:val="right" w:leader="none" w:pos="10800"/>
+        </w:tabs>
+        <w:spacing w:after="0" w:before="160" w:lineRule="auto"/>
+        <w:rPr/>
+      </w:pPr>
+      <w:r>
+        <w:rPr>
+          <w:rFonts w:ascii="Calibri" w:cs="Calibri" w:eastAsia="Calibri" w:hAnsi="Calibri"/>
+          <w:b w:val="1"/>
+          <w:bCs w:val="1"/>
+          <w:i w:val="0"/>
+          <w:iCs w:val="0"/>
+          <w:smallCaps w:val="0"/>
+          <w:color w:val="111111"/>
+          <w:sz w:val="20"/>
+          <w:szCs w:val="20"/>
+          <w:rtl w:val="0"/>
+        </w:rPr>
+        <w:t xml:space="preserve">Trellix, </w:t>
+      </w:r>
+      <w:r>
+        <w:rPr>
+          <w:rFonts w:ascii="Calibri" w:cs="Calibri" w:eastAsia="Calibri" w:hAnsi="Calibri"/>
+          <w:b w:val="0"/>
+          <w:bCs w:val="0"/>
+          <w:i w:val="0"/>
+          <w:iCs w:val="0"/>
+          <w:smallCaps w:val="0"/>
+          <w:color w:val="111111"/>
+          <w:sz w:val="20"/>
+          <w:szCs w:val="20"/>
+          <w:rtl w:val="0"/>
+        </w:rPr>
+        <w:t xml:space="preserve">VP, XDR Product Management</w:t>
+        <w:tab/>
+      </w:r>
+      <w:r>
+        <w:rPr>
+          <w:rFonts w:ascii="Calibri" w:cs="Calibri" w:eastAsia="Calibri" w:hAnsi="Calibri"/>
+          <w:b w:val="0"/>
+          <w:bCs w:val="0"/>
+          <w:i w:val="0"/>
+          <w:iCs w:val="0"/>
+          <w:smallCaps w:val="0"/>
+          <w:color w:val="333333"/>
+          <w:sz w:val="18"/>
+          <w:szCs w:val="18"/>
+          <w:rtl w:val="0"/>
+        </w:rPr>
+        <w:t xml:space="preserve">Sep 2024 – Jul 2025</w:t>
+      </w:r>
+      <w:r>
+        <w:rPr>
+          <w:rtl w:val="0"/>
+        </w:rPr>
+      </w:r>
+    </w:p>
+    <w:p>
+      <w:pPr>
+        <w:spacing w:after="80" w:before="20" w:lineRule="auto"/>
+        <w:rPr/>
+      </w:pPr>
+      <w:r>
+        <w:rPr>
+          <w:rFonts w:ascii="Calibri" w:cs="Calibri" w:eastAsia="Calibri" w:hAnsi="Calibri"/>
+          <w:b w:val="0"/>
+          <w:bCs w:val="0"/>
+          <w:i w:val="1"/>
+          <w:iCs w:val="1"/>
+          <w:smallCaps w:val="0"/>
+          <w:color w:val="333333"/>
+          <w:sz w:val="17"/>
+          <w:szCs w:val="17"/>
+          <w:rtl w:val="0"/>
+        </w:rPr>
+        <w:t xml:space="preserve">Portfolio: Endpoint Protection, EDR (SaaS/on-prem/air-gapped), Cloud Workload Security, ePO, XDR, Policy Auditor</w:t>
+      </w:r>
+      <w:r>
+        <w:rPr>
+          <w:rtl w:val="0"/>
+        </w:rPr>
       </w:r>
     </w:p>
     <w:p>
@@ -737,7 +771,7 @@
           <w:vertAlign w:val="baseline"/>
           <w:rtl w:val="0"/>
         </w:rPr>
-        <w:t xml:space="preserve">Drove AI strategy: MCP architecture, Slack-integrated engineering intake, and AI-assisted product management and coding.</w:t>
+        <w:t xml:space="preserve">Defined XDR roadmap that unified fragmented FireEye/McAfee endpoint lines into a coherent strategy.</w:t>
       </w:r>
     </w:p>
     <w:p>
@@ -780,94 +814,7 @@
           <w:vertAlign w:val="baseline"/>
           <w:rtl w:val="0"/>
         </w:rPr>
-        <w:t xml:space="preserve">Led acceleration of roadmap reducing time to market by 85% delivering the company's first new production-ready products.</w:t>
-      </w:r>
-    </w:p>
-    <w:p>
-      <w:pPr>
-        <w:tabs>
-          <w:tab w:val="right" w:leader="none" w:pos="10080"/>
-        </w:tabs>
-        <w:spacing w:after="0" w:before="160" w:lineRule="auto"/>
-        <w:rPr/>
-      </w:pPr>
-      <w:r>
-        <w:rPr>
-          <w:rFonts w:ascii="Calibri" w:cs="Calibri" w:eastAsia="Calibri" w:hAnsi="Calibri"/>
-          <w:b w:val="1"/>
-          <w:bCs w:val="1"/>
-          <w:i w:val="0"/>
-          <w:iCs w:val="0"/>
-          <w:smallCaps w:val="0"/>
-          <w:color w:val="111111"/>
-          <w:sz w:val="20"/>
-          <w:szCs w:val="20"/>
-          <w:rtl w:val="0"/>
-        </w:rPr>
-        <w:t xml:space="preserve">Trellix, </w:t>
-      </w:r>
-      <w:r>
-        <w:rPr>
-          <w:rFonts w:ascii="Calibri" w:cs="Calibri" w:eastAsia="Calibri" w:hAnsi="Calibri"/>
-          <w:b w:val="0"/>
-          <w:bCs w:val="0"/>
-          <w:i w:val="0"/>
-          <w:iCs w:val="0"/>
-          <w:smallCaps w:val="0"/>
-          <w:color w:val="111111"/>
-          <w:sz w:val="20"/>
-          <w:szCs w:val="20"/>
-          <w:rtl w:val="0"/>
-        </w:rPr>
-        <w:t xml:space="preserve">VP, XDR Product Management</w:t>
-        <w:tab/>
-        <w:tab/>
-      </w:r>
-      <w:r>
-        <w:rPr>
-          <w:rFonts w:ascii="Calibri" w:cs="Calibri" w:eastAsia="Calibri" w:hAnsi="Calibri"/>
-          <w:b w:val="0"/>
-          <w:bCs w:val="0"/>
-          <w:i w:val="0"/>
-          <w:iCs w:val="0"/>
-          <w:smallCaps w:val="0"/>
-          <w:color w:val="333333"/>
-          <w:sz w:val="18"/>
-          <w:szCs w:val="18"/>
-          <w:rtl w:val="0"/>
-        </w:rPr>
-        <w:t xml:space="preserve">Sep 2024 – Jul 2025</w:t>
-      </w:r>
-      <w:r>
-        <w:rPr>
-          <w:rtl w:val="0"/>
-        </w:rPr>
-      </w:r>
-    </w:p>
-    <w:p>
-      <w:pPr>
-        <w:spacing w:after="80" w:before="20" w:lineRule="auto"/>
-        <w:rPr/>
-      </w:pPr>
-      <w:r>
-        <w:rPr>
-          <w:rFonts w:ascii="Calibri" w:cs="Calibri" w:eastAsia="Calibri" w:hAnsi="Calibri"/>
-          <w:b w:val="0"/>
-          <w:bCs w:val="0"/>
-          <w:i w:val="1"/>
-          <w:iCs w:val="1"/>
-          <w:smallCaps w:val="0"/>
-          <w:color w:val="333333"/>
-          <w:sz w:val="17"/>
-          <w:szCs w:val="17"/>
-          <w:rtl w:val="0"/>
-        </w:rPr>
-        <w:t xml:space="preserve">Portfolio: Endpoint Protection, EDR (SaaS/on-prem/air-gapped), Cloud Workload Security, ePO, XDR, Policy Auditor</w:t>
-      </w:r>
-      <w:r>
-        <w:rPr>
-          <w:rtl w:val="0"/>
-        </w:rPr>
+        <w:t xml:space="preserve">Launched the AI-native analyst within the endpoint portfolio that reduced analyst investigation times.</w:t>
       </w:r>
     </w:p>
     <w:p>
@@ -910,7 +857,7 @@
           <w:vertAlign w:val="baseline"/>
           <w:rtl w:val="0"/>
         </w:rPr>
-        <w:t xml:space="preserve">Defined XDR roadmap that unified fragmented FireEye/McAfee endpoint lines into a coherent strategy.</w:t>
+        <w:t xml:space="preserve">Worked closely with analysts to transform Trellix's position from lagging to thought leader in the space.</w:t>
       </w:r>
     </w:p>
     <w:p>
@@ -953,7 +900,93 @@
           <w:vertAlign w:val="baseline"/>
           <w:rtl w:val="0"/>
         </w:rPr>
-        <w:t xml:space="preserve">Launched the AI-native analyst within the endpoint portfolio that reduced analyst investigation times.</w:t>
+        <w:t xml:space="preserve">Advised on Trellix MDR service creation which compressed time-to-value from years to months.</w:t>
+      </w:r>
+    </w:p>
+    <w:p>
+      <w:pPr>
+        <w:tabs>
+          <w:tab w:val="right" w:leader="none" w:pos="10800"/>
+        </w:tabs>
+        <w:spacing w:after="0" w:before="160" w:lineRule="auto"/>
+        <w:rPr/>
+      </w:pPr>
+      <w:r>
+        <w:rPr>
+          <w:rFonts w:ascii="Calibri" w:cs="Calibri" w:eastAsia="Calibri" w:hAnsi="Calibri"/>
+          <w:b w:val="1"/>
+          <w:bCs w:val="1"/>
+          <w:i w:val="0"/>
+          <w:iCs w:val="0"/>
+          <w:smallCaps w:val="0"/>
+          <w:color w:val="111111"/>
+          <w:sz w:val="20"/>
+          <w:szCs w:val="20"/>
+          <w:rtl w:val="0"/>
+        </w:rPr>
+        <w:t xml:space="preserve">Malwarebytes, </w:t>
+      </w:r>
+      <w:r>
+        <w:rPr>
+          <w:rFonts w:ascii="Calibri" w:cs="Calibri" w:eastAsia="Calibri" w:hAnsi="Calibri"/>
+          <w:b w:val="0"/>
+          <w:bCs w:val="0"/>
+          <w:i w:val="0"/>
+          <w:iCs w:val="0"/>
+          <w:smallCaps w:val="0"/>
+          <w:color w:val="111111"/>
+          <w:sz w:val="20"/>
+          <w:szCs w:val="20"/>
+          <w:rtl w:val="0"/>
+        </w:rPr>
+        <w:t xml:space="preserve">VP, Products &amp; Managed Services</w:t>
+        <w:tab/>
+      </w:r>
+      <w:r>
+        <w:rPr>
+          <w:rFonts w:ascii="Calibri" w:cs="Calibri" w:eastAsia="Calibri" w:hAnsi="Calibri"/>
+          <w:b w:val="0"/>
+          <w:bCs w:val="0"/>
+          <w:i w:val="0"/>
+          <w:iCs w:val="0"/>
+          <w:smallCaps w:val="0"/>
+          <w:color w:val="333333"/>
+          <w:sz w:val="18"/>
+          <w:szCs w:val="18"/>
+          <w:rtl w:val="0"/>
+        </w:rPr>
+        <w:t xml:space="preserve">Jul 2021 – Sep 2024</w:t>
+      </w:r>
+      <w:r>
+        <w:rPr>
+          <w:rtl w:val="0"/>
+        </w:rPr>
+      </w:r>
+    </w:p>
+    <w:p>
+      <w:pPr>
+        <w:spacing w:after="80" w:before="20" w:lineRule="auto"/>
+        <w:rPr/>
+      </w:pPr>
+      <w:r>
+        <w:rPr>
+          <w:rFonts w:ascii="Calibri" w:cs="Calibri" w:eastAsia="Calibri" w:hAnsi="Calibri"/>
+          <w:b w:val="0"/>
+          <w:bCs w:val="0"/>
+          <w:i w:val="1"/>
+          <w:iCs w:val="1"/>
+          <w:smallCaps w:val="0"/>
+          <w:color w:val="333333"/>
+          <w:sz w:val="17"/>
+          <w:szCs w:val="17"/>
+          <w:rtl w:val="0"/>
+        </w:rPr>
+        <w:t xml:space="preserve">P&amp;L ownership; built MDR business from concept to profitability</w:t>
+      </w:r>
+      <w:r>
+        <w:rPr>
+          <w:rtl w:val="0"/>
+        </w:rPr>
       </w:r>
     </w:p>
     <w:p>
@@ -996,7 +1029,7 @@
           <w:vertAlign w:val="baseline"/>
           <w:rtl w:val="0"/>
         </w:rPr>
-        <w:t xml:space="preserve">Worked closely with analysts to transform Trellix's position from lagging to thought leader in the space.</w:t>
+        <w:t xml:space="preserve">Refocused portfolio from multi-segment sprawl to disciplined SMB strategy.</w:t>
       </w:r>
     </w:p>
     <w:p>
@@ -1020,8 +1053,16 @@
         <w:spacing w:after="60" w:before="0" w:line="250" w:lineRule="auto"/>
         <w:ind w:left="260" w:right="0" w:hanging="200"/>
         <w:jc w:val="left"/>
-        <w:rPr/>
-      </w:pPr>
+        <w:rPr>
+          <w:u w:val="none"/>
+        </w:rPr>
+      </w:pPr>
+      <w:r>
+        <w:rPr>
+          <w:rtl w:val="0"/>
+        </w:rPr>
+        <w:t xml:space="preserve">Founded and launched the managed services business, i</w:t>
+      </w:r>
       <w:r>
         <w:rPr>
           <w:rFonts w:ascii="Calibri" w:cs="Calibri" w:eastAsia="Calibri" w:hAnsi="Calibri"/>
@@ -1039,94 +1080,32 @@
           <w:vertAlign w:val="baseline"/>
           <w:rtl w:val="0"/>
         </w:rPr>
-        <w:t xml:space="preserve">Advised on Trellix MDR service creation which compressed time-to-value from years to months.</w:t>
-      </w:r>
-    </w:p>
-    <w:p>
-      <w:pPr>
-        <w:tabs>
-          <w:tab w:val="right" w:leader="none" w:pos="10080"/>
-        </w:tabs>
-        <w:spacing w:after="0" w:before="160" w:lineRule="auto"/>
-        <w:rPr/>
-      </w:pPr>
-      <w:r>
-        <w:rPr>
-          <w:rFonts w:ascii="Calibri" w:cs="Calibri" w:eastAsia="Calibri" w:hAnsi="Calibri"/>
-          <w:b w:val="1"/>
-          <w:bCs w:val="1"/>
-          <w:i w:val="0"/>
-          <w:iCs w:val="0"/>
-          <w:smallCaps w:val="0"/>
-          <w:color w:val="111111"/>
-          <w:sz w:val="20"/>
-          <w:szCs w:val="20"/>
-          <w:rtl w:val="0"/>
-        </w:rPr>
-        <w:t xml:space="preserve">Malwarebytes, </w:t>
-      </w:r>
-      <w:r>
-        <w:rPr>
-          <w:rFonts w:ascii="Calibri" w:cs="Calibri" w:eastAsia="Calibri" w:hAnsi="Calibri"/>
-          <w:b w:val="0"/>
-          <w:bCs w:val="0"/>
-          <w:i w:val="0"/>
-          <w:iCs w:val="0"/>
-          <w:smallCaps w:val="0"/>
-          <w:color w:val="111111"/>
-          <w:sz w:val="20"/>
-          <w:szCs w:val="20"/>
-          <w:rtl w:val="0"/>
-        </w:rPr>
-        <w:t xml:space="preserve">VP, Products &amp; Managed Services</w:t>
-        <w:tab/>
-        <w:tab/>
-      </w:r>
-      <w:r>
-        <w:rPr>
-          <w:rFonts w:ascii="Calibri" w:cs="Calibri" w:eastAsia="Calibri" w:hAnsi="Calibri"/>
-          <w:b w:val="0"/>
-          <w:bCs w:val="0"/>
-          <w:i w:val="0"/>
-          <w:iCs w:val="0"/>
-          <w:smallCaps w:val="0"/>
-          <w:color w:val="333333"/>
-          <w:sz w:val="18"/>
-          <w:szCs w:val="18"/>
-          <w:rtl w:val="0"/>
-        </w:rPr>
-        <w:t xml:space="preserve">Jul 2021 – Sep 2024</w:t>
-      </w:r>
-      <w:r>
-        <w:rPr>
-          <w:rtl w:val="0"/>
-        </w:rPr>
-      </w:r>
-    </w:p>
-    <w:p>
-      <w:pPr>
-        <w:spacing w:after="80" w:before="20" w:lineRule="auto"/>
-        <w:rPr/>
-      </w:pPr>
-      <w:r>
-        <w:rPr>
-          <w:rFonts w:ascii="Calibri" w:cs="Calibri" w:eastAsia="Calibri" w:hAnsi="Calibri"/>
-          <w:b w:val="0"/>
-          <w:bCs w:val="0"/>
-          <w:i w:val="1"/>
-          <w:iCs w:val="1"/>
-          <w:smallCaps w:val="0"/>
-          <w:color w:val="333333"/>
-          <w:sz w:val="17"/>
-          <w:szCs w:val="17"/>
-          <w:rtl w:val="0"/>
-        </w:rPr>
-        <w:t xml:space="preserve">P&amp;L ownership; built MDR business from concept to profitability</w:t>
-      </w:r>
-      <w:r>
-        <w:rPr>
-          <w:rtl w:val="0"/>
-        </w:rPr>
+        <w:t xml:space="preserve">mprov</w:t>
+      </w:r>
+      <w:r>
+        <w:rPr>
+          <w:rtl w:val="0"/>
+        </w:rPr>
+        <w:t xml:space="preserve">ing </w:t>
+      </w:r>
+      <w:r>
+        <w:rPr>
+          <w:rFonts w:ascii="Calibri" w:cs="Calibri" w:eastAsia="Calibri" w:hAnsi="Calibri"/>
+          <w:b w:val="0"/>
+          <w:bCs w:val="0"/>
+          <w:i w:val="0"/>
+          <w:iCs w:val="0"/>
+          <w:smallCaps w:val="0"/>
+          <w:strike w:val="0"/>
+          <w:color w:val="333333"/>
+          <w:sz w:val="19"/>
+          <w:szCs w:val="19"/>
+          <w:u w:val="none"/>
+          <w:shd w:fill="auto" w:val="clear"/>
+          <w:vertAlign w:val="baseline"/>
+          <w:rtl w:val="0"/>
+        </w:rPr>
+        <w:t xml:space="preserve">unit economics by 60%, margins over 90%, improved EBITDA and customer retention from ~60% to &gt;90%.</w:t>
       </w:r>
     </w:p>
     <w:p>
@@ -1169,7 +1148,93 @@
           <w:vertAlign w:val="baseline"/>
           <w:rtl w:val="0"/>
         </w:rPr>
-        <w:t xml:space="preserve">Refocused portfolio from multi-segment sprawl to disciplined SMB strategy.</w:t>
+        <w:t xml:space="preserve">Reduced time-to-market from years to months through reformed product management and engineering processes.</w:t>
+      </w:r>
+    </w:p>
+    <w:p>
+      <w:pPr>
+        <w:tabs>
+          <w:tab w:val="right" w:leader="none" w:pos="10800"/>
+        </w:tabs>
+        <w:spacing w:after="0" w:before="160" w:lineRule="auto"/>
+        <w:rPr/>
+      </w:pPr>
+      <w:r>
+        <w:rPr>
+          <w:rFonts w:ascii="Calibri" w:cs="Calibri" w:eastAsia="Calibri" w:hAnsi="Calibri"/>
+          <w:b w:val="1"/>
+          <w:bCs w:val="1"/>
+          <w:i w:val="0"/>
+          <w:iCs w:val="0"/>
+          <w:smallCaps w:val="0"/>
+          <w:color w:val="111111"/>
+          <w:sz w:val="20"/>
+          <w:szCs w:val="20"/>
+          <w:rtl w:val="0"/>
+        </w:rPr>
+        <w:t xml:space="preserve">Symantec / NortonLifeLock, </w:t>
+      </w:r>
+      <w:r>
+        <w:rPr>
+          <w:rFonts w:ascii="Calibri" w:cs="Calibri" w:eastAsia="Calibri" w:hAnsi="Calibri"/>
+          <w:b w:val="0"/>
+          <w:bCs w:val="0"/>
+          <w:i w:val="0"/>
+          <w:iCs w:val="0"/>
+          <w:smallCaps w:val="0"/>
+          <w:color w:val="111111"/>
+          <w:sz w:val="20"/>
+          <w:szCs w:val="20"/>
+          <w:rtl w:val="0"/>
+        </w:rPr>
+        <w:t xml:space="preserve">Director, Product and Services PM</w:t>
+        <w:tab/>
+      </w:r>
+      <w:r>
+        <w:rPr>
+          <w:rFonts w:ascii="Calibri" w:cs="Calibri" w:eastAsia="Calibri" w:hAnsi="Calibri"/>
+          <w:b w:val="0"/>
+          <w:bCs w:val="0"/>
+          <w:i w:val="0"/>
+          <w:iCs w:val="0"/>
+          <w:smallCaps w:val="0"/>
+          <w:color w:val="333333"/>
+          <w:sz w:val="18"/>
+          <w:szCs w:val="18"/>
+          <w:rtl w:val="0"/>
+        </w:rPr>
+        <w:t xml:space="preserve">Oct 2015 – Jun 2021</w:t>
+      </w:r>
+      <w:r>
+        <w:rPr>
+          <w:rtl w:val="0"/>
+        </w:rPr>
+      </w:r>
+    </w:p>
+    <w:p>
+      <w:pPr>
+        <w:spacing w:after="80" w:before="20" w:lineRule="auto"/>
+        <w:rPr/>
+      </w:pPr>
+      <w:r>
+        <w:rPr>
+          <w:rFonts w:ascii="Calibri" w:cs="Calibri" w:eastAsia="Calibri" w:hAnsi="Calibri"/>
+          <w:b w:val="0"/>
+          <w:bCs w:val="0"/>
+          <w:i w:val="1"/>
+          <w:iCs w:val="1"/>
+          <w:smallCaps w:val="0"/>
+          <w:color w:val="333333"/>
+          <w:sz w:val="17"/>
+          <w:szCs w:val="17"/>
+          <w:rtl w:val="0"/>
+        </w:rPr>
+        <w:t xml:space="preserve">EDR, Network Forensics, Cyber Insurance, Safe Search, Norton for Gamers</w:t>
+      </w:r>
+      <w:r>
+        <w:rPr>
+          <w:rtl w:val="0"/>
+        </w:rPr>
       </w:r>
     </w:p>
     <w:p>
@@ -1193,16 +1258,8 @@
         <w:spacing w:after="60" w:before="0" w:line="250" w:lineRule="auto"/>
         <w:ind w:left="260" w:right="0" w:hanging="200"/>
         <w:jc w:val="left"/>
-        <w:rPr>
-          <w:u w:val="none"/>
-        </w:rPr>
-      </w:pPr>
-      <w:r>
-        <w:rPr>
-          <w:rtl w:val="0"/>
-        </w:rPr>
-        <w:t xml:space="preserve">Founded and launched the managed services business, i</w:t>
-      </w:r>
+        <w:rPr/>
+      </w:pPr>
       <w:r>
         <w:rPr>
           <w:rFonts w:ascii="Calibri" w:cs="Calibri" w:eastAsia="Calibri" w:hAnsi="Calibri"/>
@@ -1220,13 +1277,13 @@
           <w:vertAlign w:val="baseline"/>
           <w:rtl w:val="0"/>
         </w:rPr>
-        <w:t xml:space="preserve">mprov</w:t>
-      </w:r>
-      <w:r>
-        <w:rPr>
-          <w:rtl w:val="0"/>
-        </w:rPr>
-        <w:t xml:space="preserve">ing </w:t>
+        <w:t xml:space="preserve">Launched </w:t>
+      </w:r>
+      <w:r>
+        <w:rPr>
+          <w:rtl w:val="0"/>
+        </w:rPr>
+        <w:t xml:space="preserve">5</w:t>
       </w:r>
       <w:r>
         <w:rPr>
@@ -1245,32 +1302,14 @@
           <w:vertAlign w:val="baseline"/>
           <w:rtl w:val="0"/>
         </w:rPr>
-        <w:t xml:space="preserve">unit economics by 60%, margins over 90%, improved EBITDA and customer retention from ~60% to &gt;90%.</w:t>
-      </w:r>
-    </w:p>
-    <w:p>
-      <w:pPr>
-        <w:keepNext w:val="0"/>
-        <w:keepLines w:val="0"/>
-        <w:pageBreakBefore w:val="0"/>
-        <w:widowControl w:val="1"/>
-        <w:numPr>
-          <w:ilvl w:val="0"/>
-          <w:numId w:val="1"/>
-        </w:numPr>
-        <w:pBdr>
-          <w:top w:space="0" w:sz="0" w:val="nil"/>
-          <w:left w:space="0" w:sz="0" w:val="nil"/>
-          <w:bottom w:space="0" w:sz="0" w:val="nil"/>
-          <w:right w:space="0" w:sz="0" w:val="nil"/>
-          <w:between w:space="0" w:sz="0" w:val="nil"/>
-        </w:pBdr>
-        <w:shd w:fill="auto" w:val="clear"/>
-        <w:spacing w:after="60" w:before="0" w:line="250" w:lineRule="auto"/>
-        <w:ind w:left="260" w:right="0" w:hanging="200"/>
-        <w:jc w:val="left"/>
-        <w:rPr/>
-      </w:pPr>
+        <w:t xml:space="preserve"> managed services and products with combined revenue</w:t>
+      </w:r>
+      <w:r>
+        <w:rPr>
+          <w:rtl w:val="0"/>
+        </w:rPr>
+        <w:t xml:space="preserve"> </w:t>
+      </w:r>
       <w:r>
         <w:rPr>
           <w:rFonts w:ascii="Calibri" w:cs="Calibri" w:eastAsia="Calibri" w:hAnsi="Calibri"/>
@@ -1288,13 +1327,63 @@
           <w:vertAlign w:val="baseline"/>
           <w:rtl w:val="0"/>
         </w:rPr>
-        <w:t xml:space="preserve">Reduced time-to-market from years to months through reformed product management and engineering processes.</w:t>
+        <w:t xml:space="preserve">over $</w:t>
+      </w:r>
+      <w:r>
+        <w:rPr>
+          <w:rtl w:val="0"/>
+        </w:rPr>
+        <w:t xml:space="preserve">10</w:t>
+      </w:r>
+      <w:r>
+        <w:rPr>
+          <w:rFonts w:ascii="Calibri" w:cs="Calibri" w:eastAsia="Calibri" w:hAnsi="Calibri"/>
+          <w:b w:val="0"/>
+          <w:bCs w:val="0"/>
+          <w:i w:val="0"/>
+          <w:iCs w:val="0"/>
+          <w:smallCaps w:val="0"/>
+          <w:strike w:val="0"/>
+          <w:color w:val="333333"/>
+          <w:sz w:val="19"/>
+          <w:szCs w:val="19"/>
+          <w:u w:val="none"/>
+          <w:shd w:fill="auto" w:val="clear"/>
+          <w:vertAlign w:val="baseline"/>
+          <w:rtl w:val="0"/>
+        </w:rPr>
+        <w:t xml:space="preserve">0m and YoY growth of ~12%. Acquired by Broadcom/Accenture, </w:t>
+      </w:r>
+      <w:r>
+        <w:rPr>
+          <w:rtl w:val="0"/>
+        </w:rPr>
+        <w:t xml:space="preserve">Aon and HLC</w:t>
+      </w:r>
+      <w:r>
+        <w:rPr>
+          <w:rFonts w:ascii="Calibri" w:cs="Calibri" w:eastAsia="Calibri" w:hAnsi="Calibri"/>
+          <w:b w:val="0"/>
+          <w:bCs w:val="0"/>
+          <w:i w:val="0"/>
+          <w:iCs w:val="0"/>
+          <w:smallCaps w:val="0"/>
+          <w:strike w:val="0"/>
+          <w:color w:val="333333"/>
+          <w:sz w:val="19"/>
+          <w:szCs w:val="19"/>
+          <w:u w:val="none"/>
+          <w:shd w:fill="auto" w:val="clear"/>
+          <w:vertAlign w:val="baseline"/>
+          <w:rtl w:val="0"/>
+        </w:rPr>
+        <w:t xml:space="preserve">.</w:t>
       </w:r>
     </w:p>
     <w:p>
       <w:pPr>
         <w:tabs>
-          <w:tab w:val="right" w:leader="none" w:pos="10080"/>
+          <w:tab w:val="right" w:leader="none" w:pos="10800"/>
         </w:tabs>
         <w:spacing w:after="0" w:before="160" w:lineRule="auto"/>
         <w:rPr/>
@@ -1312,7 +1401,7 @@
           <w:szCs w:val="20"/>
           <w:rtl w:val="0"/>
         </w:rPr>
-        <w:t xml:space="preserve">Symantec / NortonLifeLock, </w:t>
+        <w:t xml:space="preserve">Symantec, </w:t>
       </w:r>
       <w:r>
         <w:rPr>
@@ -1327,228 +1416,51 @@
           <w:szCs w:val="20"/>
           <w:rtl w:val="0"/>
         </w:rPr>
-        <w:t xml:space="preserve">Director, Product and Services PM</w:t>
-        <w:tab/>
-        <w:tab/>
-      </w:r>
-      <w:r>
-        <w:rPr>
-          <w:rFonts w:ascii="Calibri" w:cs="Calibri" w:eastAsia="Calibri" w:hAnsi="Calibri"/>
-          <w:b w:val="0"/>
-          <w:bCs w:val="0"/>
-          <w:i w:val="0"/>
-          <w:iCs w:val="0"/>
-          <w:smallCaps w:val="0"/>
-          <w:color w:val="333333"/>
-          <w:sz w:val="18"/>
-          <w:szCs w:val="18"/>
-          <w:rtl w:val="0"/>
-        </w:rPr>
-        <w:t xml:space="preserve">Oct 2015 – Jun 2021</w:t>
-      </w:r>
-      <w:r>
-        <w:rPr>
-          <w:rtl w:val="0"/>
-        </w:rPr>
-      </w:r>
-    </w:p>
-    <w:p>
-      <w:pPr>
-        <w:spacing w:after="80" w:before="20" w:lineRule="auto"/>
-        <w:rPr/>
-      </w:pPr>
-      <w:r>
-        <w:rPr>
-          <w:rFonts w:ascii="Calibri" w:cs="Calibri" w:eastAsia="Calibri" w:hAnsi="Calibri"/>
-          <w:b w:val="0"/>
-          <w:bCs w:val="0"/>
-          <w:i w:val="1"/>
-          <w:iCs w:val="1"/>
-          <w:smallCaps w:val="0"/>
-          <w:color w:val="333333"/>
-          <w:sz w:val="17"/>
-          <w:szCs w:val="17"/>
-          <w:rtl w:val="0"/>
-        </w:rPr>
-        <w:t xml:space="preserve">EDR, Network Forensics, Cyber Insurance, Safe Search, Norton for Gamers</w:t>
-      </w:r>
-      <w:r>
-        <w:rPr>
-          <w:rtl w:val="0"/>
-        </w:rPr>
-      </w:r>
-    </w:p>
-    <w:p>
-      <w:pPr>
-        <w:keepNext w:val="0"/>
-        <w:keepLines w:val="0"/>
-        <w:pageBreakBefore w:val="0"/>
-        <w:widowControl w:val="1"/>
-        <w:numPr>
-          <w:ilvl w:val="0"/>
-          <w:numId w:val="1"/>
-        </w:numPr>
-        <w:pBdr>
-          <w:top w:space="0" w:sz="0" w:val="nil"/>
-          <w:left w:space="0" w:sz="0" w:val="nil"/>
-          <w:bottom w:space="0" w:sz="0" w:val="nil"/>
-          <w:right w:space="0" w:sz="0" w:val="nil"/>
-          <w:between w:space="0" w:sz="0" w:val="nil"/>
-        </w:pBdr>
-        <w:shd w:fill="auto" w:val="clear"/>
-        <w:spacing w:after="60" w:before="0" w:line="250" w:lineRule="auto"/>
-        <w:ind w:left="260" w:right="0" w:hanging="200"/>
-        <w:jc w:val="left"/>
-        <w:rPr/>
-      </w:pPr>
-      <w:r>
-        <w:rPr>
-          <w:rFonts w:ascii="Calibri" w:cs="Calibri" w:eastAsia="Calibri" w:hAnsi="Calibri"/>
-          <w:b w:val="0"/>
-          <w:bCs w:val="0"/>
-          <w:i w:val="0"/>
-          <w:iCs w:val="0"/>
-          <w:smallCaps w:val="0"/>
-          <w:strike w:val="0"/>
-          <w:color w:val="333333"/>
-          <w:sz w:val="19"/>
-          <w:szCs w:val="19"/>
-          <w:u w:val="none"/>
-          <w:shd w:fill="auto" w:val="clear"/>
-          <w:vertAlign w:val="baseline"/>
-          <w:rtl w:val="0"/>
-        </w:rPr>
-        <w:t xml:space="preserve">Launched </w:t>
-      </w:r>
-      <w:r>
-        <w:rPr>
-          <w:rtl w:val="0"/>
-        </w:rPr>
-        <w:t xml:space="preserve">5</w:t>
-      </w:r>
-      <w:r>
-        <w:rPr>
-          <w:rFonts w:ascii="Calibri" w:cs="Calibri" w:eastAsia="Calibri" w:hAnsi="Calibri"/>
-          <w:b w:val="0"/>
-          <w:bCs w:val="0"/>
-          <w:i w:val="0"/>
-          <w:iCs w:val="0"/>
-          <w:smallCaps w:val="0"/>
-          <w:strike w:val="0"/>
-          <w:color w:val="333333"/>
-          <w:sz w:val="19"/>
-          <w:szCs w:val="19"/>
-          <w:u w:val="none"/>
-          <w:shd w:fill="auto" w:val="clear"/>
-          <w:vertAlign w:val="baseline"/>
-          <w:rtl w:val="0"/>
-        </w:rPr>
-        <w:t xml:space="preserve"> managed services and products with combined revenue</w:t>
-      </w:r>
-      <w:r>
-        <w:rPr>
-          <w:rtl w:val="0"/>
-        </w:rPr>
-        <w:t xml:space="preserve"> </w:t>
-      </w:r>
-      <w:r>
-        <w:rPr>
-          <w:rFonts w:ascii="Calibri" w:cs="Calibri" w:eastAsia="Calibri" w:hAnsi="Calibri"/>
-          <w:b w:val="0"/>
-          <w:bCs w:val="0"/>
-          <w:i w:val="0"/>
-          <w:iCs w:val="0"/>
-          <w:smallCaps w:val="0"/>
-          <w:strike w:val="0"/>
-          <w:color w:val="333333"/>
-          <w:sz w:val="19"/>
-          <w:szCs w:val="19"/>
-          <w:u w:val="none"/>
-          <w:shd w:fill="auto" w:val="clear"/>
-          <w:vertAlign w:val="baseline"/>
-          <w:rtl w:val="0"/>
-        </w:rPr>
-        <w:t xml:space="preserve">over $</w:t>
-      </w:r>
-      <w:r>
-        <w:rPr>
-          <w:rtl w:val="0"/>
-        </w:rPr>
-        <w:t xml:space="preserve">10</w:t>
-      </w:r>
-      <w:r>
-        <w:rPr>
-          <w:rFonts w:ascii="Calibri" w:cs="Calibri" w:eastAsia="Calibri" w:hAnsi="Calibri"/>
-          <w:b w:val="0"/>
-          <w:bCs w:val="0"/>
-          <w:i w:val="0"/>
-          <w:iCs w:val="0"/>
-          <w:smallCaps w:val="0"/>
-          <w:strike w:val="0"/>
-          <w:color w:val="333333"/>
-          <w:sz w:val="19"/>
-          <w:szCs w:val="19"/>
-          <w:u w:val="none"/>
-          <w:shd w:fill="auto" w:val="clear"/>
-          <w:vertAlign w:val="baseline"/>
-          <w:rtl w:val="0"/>
-        </w:rPr>
-        <w:t xml:space="preserve">0m and YoY growth of ~12%. Acquired by Broadcom/Accenture, </w:t>
-      </w:r>
-      <w:r>
-        <w:rPr>
-          <w:rtl w:val="0"/>
-        </w:rPr>
-        <w:t xml:space="preserve">Aon and HLC</w:t>
-      </w:r>
-      <w:r>
-        <w:rPr>
-          <w:rFonts w:ascii="Calibri" w:cs="Calibri" w:eastAsia="Calibri" w:hAnsi="Calibri"/>
-          <w:b w:val="0"/>
-          <w:bCs w:val="0"/>
-          <w:i w:val="0"/>
-          <w:iCs w:val="0"/>
-          <w:smallCaps w:val="0"/>
-          <w:strike w:val="0"/>
-          <w:color w:val="333333"/>
-          <w:sz w:val="19"/>
-          <w:szCs w:val="19"/>
-          <w:u w:val="none"/>
-          <w:shd w:fill="auto" w:val="clear"/>
-          <w:vertAlign w:val="baseline"/>
-          <w:rtl w:val="0"/>
-        </w:rPr>
-        <w:t xml:space="preserve">.</w:t>
-      </w:r>
-    </w:p>
-    <w:p>
-      <w:pPr>
-        <w:tabs>
-          <w:tab w:val="right" w:leader="none" w:pos="10080"/>
-        </w:tabs>
-        <w:spacing w:after="0" w:before="160" w:lineRule="auto"/>
-        <w:rPr/>
-      </w:pPr>
-      <w:r>
-        <w:rPr>
-          <w:rFonts w:ascii="Calibri" w:cs="Calibri" w:eastAsia="Calibri" w:hAnsi="Calibri"/>
-          <w:b w:val="1"/>
-          <w:bCs w:val="1"/>
-          <w:i w:val="0"/>
-          <w:iCs w:val="0"/>
-          <w:smallCaps w:val="0"/>
+        <w:t xml:space="preserve">Field CTO</w:t>
+      </w:r>
+      <w:r>
+        <w:rPr>
           <w:color w:val="111111"/>
           <w:sz w:val="20"/>
           <w:szCs w:val="20"/>
           <w:rtl w:val="0"/>
         </w:rPr>
-        <w:t xml:space="preserve">Symantec, </w:t>
-      </w:r>
-      <w:r>
-        <w:rPr>
-          <w:rFonts w:ascii="Calibri" w:cs="Calibri" w:eastAsia="Calibri" w:hAnsi="Calibri"/>
-          <w:b w:val="0"/>
-          <w:bCs w:val="0"/>
+        <w:tab/>
+      </w:r>
+      <w:r>
+        <w:rPr>
+          <w:rFonts w:ascii="Calibri" w:cs="Calibri" w:eastAsia="Calibri" w:hAnsi="Calibri"/>
+          <w:b w:val="0"/>
+          <w:bCs w:val="0"/>
+          <w:i w:val="0"/>
+          <w:iCs w:val="0"/>
+          <w:smallCaps w:val="0"/>
+          <w:color w:val="333333"/>
+          <w:sz w:val="18"/>
+          <w:szCs w:val="18"/>
+          <w:rtl w:val="0"/>
+        </w:rPr>
+        <w:t xml:space="preserve">Jan 2011 – Oct 2015</w:t>
+      </w:r>
+      <w:r>
+        <w:rPr>
+          <w:rtl w:val="0"/>
+        </w:rPr>
+      </w:r>
+    </w:p>
+    <w:p>
+      <w:pPr>
+        <w:tabs>
+          <w:tab w:val="right" w:leader="none" w:pos="10800"/>
+        </w:tabs>
+        <w:spacing w:after="0" w:before="160" w:lineRule="auto"/>
+        <w:rPr/>
+      </w:pPr>
+      <w:r>
+        <w:rPr>
+          <w:rFonts w:ascii="Calibri" w:cs="Calibri" w:eastAsia="Calibri" w:hAnsi="Calibri"/>
+          <w:b w:val="1"/>
+          <w:bCs w:val="1"/>
           <w:i w:val="0"/>
           <w:iCs w:val="0"/>
           <w:smallCaps w:val="0"/>
@@ -1557,16 +1469,24 @@
           <w:szCs w:val="20"/>
           <w:rtl w:val="0"/>
         </w:rPr>
-        <w:t xml:space="preserve">Field CTO</w:t>
-      </w:r>
-      <w:r>
-        <w:rPr>
+        <w:t xml:space="preserve">Wellington Management Company &amp; Trust Bank, </w:t>
+      </w:r>
+      <w:r>
+        <w:rPr>
+          <w:rFonts w:ascii="Calibri" w:cs="Calibri" w:eastAsia="Calibri" w:hAnsi="Calibri"/>
+          <w:b w:val="0"/>
+          <w:bCs w:val="0"/>
+          <w:i w:val="0"/>
+          <w:iCs w:val="0"/>
+          <w:smallCaps w:val="0"/>
           <w:color w:val="111111"/>
           <w:sz w:val="20"/>
           <w:szCs w:val="20"/>
           <w:rtl w:val="0"/>
         </w:rPr>
+        <w:t xml:space="preserve">VP &amp; CISO</w:t>
         <w:tab/>
+        <w:t xml:space="preserve"/>
       </w:r>
       <w:r>
         <w:rPr>
@@ -1581,7 +1501,7 @@
           <w:szCs w:val="18"/>
           <w:rtl w:val="0"/>
         </w:rPr>
-        <w:t xml:space="preserve">Jan 2011 – Oct 2015</w:t>
+        <w:t xml:space="preserve">Oct 2003 – Jan 2011</w:t>
       </w:r>
       <w:r>
         <w:rPr>
@@ -1592,68 +1512,7 @@
     <w:p>
       <w:pPr>
         <w:tabs>
-          <w:tab w:val="right" w:leader="none" w:pos="10080"/>
-        </w:tabs>
-        <w:spacing w:after="0" w:before="160" w:lineRule="auto"/>
-        <w:rPr/>
-      </w:pPr>
-      <w:r>
-        <w:rPr>
-          <w:rFonts w:ascii="Calibri" w:cs="Calibri" w:eastAsia="Calibri" w:hAnsi="Calibri"/>
-          <w:b w:val="1"/>
-          <w:bCs w:val="1"/>
-          <w:i w:val="0"/>
-          <w:iCs w:val="0"/>
-          <w:smallCaps w:val="0"/>
-          <w:color w:val="111111"/>
-          <w:sz w:val="20"/>
-          <w:szCs w:val="20"/>
-          <w:rtl w:val="0"/>
-        </w:rPr>
-        <w:t xml:space="preserve">Wellington Management Company &amp; Trust Bank, </w:t>
-      </w:r>
-      <w:r>
-        <w:rPr>
-          <w:rFonts w:ascii="Calibri" w:cs="Calibri" w:eastAsia="Calibri" w:hAnsi="Calibri"/>
-          <w:b w:val="0"/>
-          <w:bCs w:val="0"/>
-          <w:i w:val="0"/>
-          <w:iCs w:val="0"/>
-          <w:smallCaps w:val="0"/>
-          <w:color w:val="111111"/>
-          <w:sz w:val="20"/>
-          <w:szCs w:val="20"/>
-          <w:rtl w:val="0"/>
-        </w:rPr>
-        <w:t xml:space="preserve">VP &amp; CISO</w:t>
-        <w:tab/>
-        <w:t xml:space="preserve"> </w:t>
-      </w:r>
-      <w:r>
-        <w:rPr>
-          <w:rFonts w:ascii="Calibri" w:cs="Calibri" w:eastAsia="Calibri" w:hAnsi="Calibri"/>
-          <w:b w:val="0"/>
-          <w:bCs w:val="0"/>
-          <w:i w:val="0"/>
-          <w:iCs w:val="0"/>
-          <w:smallCaps w:val="0"/>
-          <w:color w:val="333333"/>
-          <w:sz w:val="18"/>
-          <w:szCs w:val="18"/>
-          <w:rtl w:val="0"/>
-        </w:rPr>
-        <w:t xml:space="preserve">Oct 2003 – Jan 2011</w:t>
-      </w:r>
-      <w:r>
-        <w:rPr>
-          <w:rtl w:val="0"/>
-        </w:rPr>
-      </w:r>
-    </w:p>
-    <w:p>
-      <w:pPr>
-        <w:tabs>
-          <w:tab w:val="right" w:leader="none" w:pos="10080"/>
+          <w:tab w:val="right" w:leader="none" w:pos="10800"/>
         </w:tabs>
         <w:spacing w:after="0" w:before="160" w:lineRule="auto"/>
         <w:rPr/>
@@ -1747,6 +1606,8 @@
       <w:r>
         <w:rPr>
           <w:rtl w:val="0"/>
+          <w:sz w:val="2"/>
+          <w:szCs w:val="2"/>
         </w:rPr>
       </w:r>
     </w:p>

--- a/Bob/Robert_Shaker_II_Resume.docx
+++ b/Bob/Robert_Shaker_II_Resume.docx
@@ -74,7 +74,7 @@
           <w:szCs w:val="20"/>
           <w:rtl w:val="0"/>
         </w:rPr>
-        <w:t xml:space="preserve">KEY HIGHLIGHTS</w:t>
+        <w:t xml:space="preserve">SUMMARY</w:t>
       </w:r>
       <w:r>
         <w:rPr>
@@ -93,8 +93,6 @@
       <w:r>
         <w:rPr>
           <w:rtl w:val="0"/>
-          <w:sz w:val="2"/>
-          <w:szCs w:val="2"/>
         </w:rPr>
       </w:r>
     </w:p>
@@ -123,53 +121,27 @@
       </w:pPr>
       <w:r>
         <w:rPr>
-          <w:rtl w:val="0"/>
-        </w:rPr>
-        <w:t xml:space="preserve">25</w:t>
-      </w:r>
-      <w:r>
-        <w:rPr>
-          <w:rFonts w:ascii="Calibri" w:cs="Calibri" w:eastAsia="Calibri" w:hAnsi="Calibri"/>
-          <w:b w:val="0"/>
-          <w:bCs w:val="0"/>
-          <w:i w:val="0"/>
-          <w:iCs w:val="0"/>
-          <w:smallCaps w:val="0"/>
-          <w:strike w:val="0"/>
-          <w:color w:val="333333"/>
-          <w:sz w:val="19"/>
-          <w:szCs w:val="19"/>
-          <w:u w:val="none"/>
-          <w:shd w:fill="auto" w:val="clear"/>
-          <w:vertAlign w:val="baseline"/>
-          <w:rtl w:val="0"/>
-        </w:rPr>
-        <w:t xml:space="preserve">+ years of expertise in </w:t>
-      </w:r>
-      <w:r>
-        <w:rPr>
-          <w:rtl w:val="0"/>
-        </w:rPr>
-        <w:t xml:space="preserve">cybersecurity,</w:t>
-      </w:r>
-      <w:r>
-        <w:rPr>
-          <w:rFonts w:ascii="Calibri" w:cs="Calibri" w:eastAsia="Calibri" w:hAnsi="Calibri"/>
-          <w:b w:val="0"/>
-          <w:bCs w:val="0"/>
-          <w:i w:val="0"/>
-          <w:iCs w:val="0"/>
-          <w:smallCaps w:val="0"/>
-          <w:strike w:val="0"/>
-          <w:color w:val="333333"/>
-          <w:sz w:val="19"/>
-          <w:szCs w:val="19"/>
-          <w:u w:val="none"/>
-          <w:shd w:fill="auto" w:val="clear"/>
-          <w:vertAlign w:val="baseline"/>
-          <w:rtl w:val="0"/>
-        </w:rPr>
-        <w:t xml:space="preserve"> open source, and software supply chain security, with deep domain experience across financial services, healthcare, and enterprise software</w:t>
+          <w:rFonts w:ascii="Calibri" w:cs="Calibri" w:eastAsia="Calibri" w:hAnsi="Calibri"/>
+          <w:b w:val="0"/>
+          <w:bCs w:val="0"/>
+          <w:i w:val="0"/>
+          <w:iCs w:val="0"/>
+          <w:smallCaps w:val="0"/>
+          <w:strike w:val="0"/>
+          <w:color w:val="333333"/>
+          <w:sz w:val="19"/>
+          <w:szCs w:val="19"/>
+          <w:u w:val="none"/>
+          <w:shd w:fill="auto" w:val="clear"/>
+          <w:vertAlign w:val="baseline"/>
+          <w:rtl w:val="0"/>
+        </w:rPr>
+        <w:t xml:space="preserve">Product and engineering executive in cybersecurity, open source, and software supply chain security, with product and engineering leadership at Symantec, NortonLifeLock, Malwarebytes, Trellix, and ActiveState, and full P&amp;L ownership at Malwarebytes.</w:t>
+      </w:r>
+      <w:r>
+        <w:rPr>
+          <w:rtl w:val="0"/>
+        </w:rPr>
       </w:r>
     </w:p>
     <w:p>
@@ -190,7 +162,7 @@
           <w:between w:space="0" w:sz="0" w:val="nil"/>
         </w:pBdr>
         <w:shd w:fill="auto" w:val="clear"/>
-        <w:spacing w:after="60" w:before="0" w:line="276" w:lineRule="auto"/>
+        <w:spacing w:after="60" w:before="0" w:line="250" w:lineRule="auto"/>
         <w:ind w:left="260" w:right="0" w:hanging="200"/>
         <w:jc w:val="left"/>
         <w:rPr/>
@@ -212,32 +184,12 @@
           <w:vertAlign w:val="baseline"/>
           <w:rtl w:val="0"/>
         </w:rPr>
-        <w:t xml:space="preserve">Scaled 4 PE-backed businesses from $0 to $</w:t>
-      </w:r>
-      <w:r>
-        <w:rPr>
-          <w:rtl w:val="0"/>
-        </w:rPr>
-        <w:t xml:space="preserve">1</w:t>
-      </w:r>
-      <w:r>
-        <w:rPr>
-          <w:rFonts w:ascii="Calibri" w:cs="Calibri" w:eastAsia="Calibri" w:hAnsi="Calibri"/>
-          <w:b w:val="0"/>
-          <w:bCs w:val="0"/>
-          <w:i w:val="0"/>
-          <w:iCs w:val="0"/>
-          <w:smallCaps w:val="0"/>
-          <w:strike w:val="0"/>
-          <w:color w:val="333333"/>
-          <w:sz w:val="19"/>
-          <w:szCs w:val="19"/>
-          <w:u w:val="none"/>
-          <w:shd w:fill="auto" w:val="clear"/>
-          <w:vertAlign w:val="baseline"/>
-          <w:rtl w:val="0"/>
-        </w:rPr>
-        <w:t xml:space="preserve">00M+ at 12-50% YoY growth, while improving margins from negative EBITDA to profitability across multiple engagements</w:t>
+        <w:t xml:space="preserve">Built and launched managed services and security products throughout, five of which were acquired: Managed Endpoint Detection and Response, Network Forensics, and the Global Incident Response business by Accenture, the Cyber Insurance Center by HCL, and the Executive Protection Network by AON.</w:t>
+      </w:r>
+      <w:r>
+        <w:rPr>
+          <w:rtl w:val="0"/>
+        </w:rPr>
       </w:r>
     </w:p>
     <w:p>
@@ -280,32 +232,12 @@
           <w:vertAlign w:val="baseline"/>
           <w:rtl w:val="0"/>
         </w:rPr>
-        <w:t xml:space="preserve">Deep GTM and analyst influence experience,</w:t>
-      </w:r>
-      <w:r>
-        <w:rPr>
-          <w:rtl w:val="0"/>
-        </w:rPr>
-        <w:t xml:space="preserve"> </w:t>
-      </w:r>
-      <w:r>
-        <w:rPr>
-          <w:rFonts w:ascii="Calibri" w:cs="Calibri" w:eastAsia="Calibri" w:hAnsi="Calibri"/>
-          <w:b w:val="0"/>
-          <w:bCs w:val="0"/>
-          <w:i w:val="0"/>
-          <w:iCs w:val="0"/>
-          <w:smallCaps w:val="0"/>
-          <w:strike w:val="0"/>
-          <w:color w:val="333333"/>
-          <w:sz w:val="19"/>
-          <w:szCs w:val="19"/>
-          <w:u w:val="none"/>
-          <w:shd w:fill="auto" w:val="clear"/>
-          <w:vertAlign w:val="baseline"/>
-          <w:rtl w:val="0"/>
-        </w:rPr>
-        <w:t xml:space="preserve">repositioning lagging products as category leaders</w:t>
+        <w:t xml:space="preserve">Built the global sales enablement model behind those launches, certifying 350 sellers across Symantec and Malwarebytes and standing up partner-led delivery through Accenture, PwC, Pax8, and the MSP channel.</w:t>
+      </w:r>
+      <w:r>
+        <w:rPr>
+          <w:rtl w:val="0"/>
+        </w:rPr>
       </w:r>
     </w:p>
     <w:p>
@@ -345,8 +277,6 @@
       <w:r>
         <w:rPr>
           <w:rtl w:val="0"/>
-          <w:sz w:val="2"/>
-          <w:szCs w:val="2"/>
         </w:rPr>
       </w:r>
     </w:p>
@@ -371,7 +301,7 @@
           <w:szCs w:val="20"/>
           <w:rtl w:val="0"/>
         </w:rPr>
-        <w:t xml:space="preserve">ActiveState, </w:t>
+        <w:t xml:space="preserve">Caldermont Management and FluentOrg, </w:t>
       </w:r>
       <w:r>
         <w:rPr>
@@ -380,7 +310,7 @@
           <w:szCs w:val="20"/>
           <w:rtl w:val="0"/>
         </w:rPr>
-        <w:t xml:space="preserve">SVP, Product and Engineering</w:t>
+        <w:t xml:space="preserve">Founder</w:t>
         <w:tab/>
       </w:r>
       <w:r>
@@ -396,7 +326,7 @@
           <w:szCs w:val="18"/>
           <w:rtl w:val="0"/>
         </w:rPr>
-        <w:t xml:space="preserve">Jul 2025 – Present</w:t>
+        <w:t xml:space="preserve">Aug 2026 – Present</w:t>
       </w:r>
       <w:r>
         <w:rPr>
@@ -422,7 +352,32 @@
           <w:szCs w:val="17"/>
           <w:rtl w:val="0"/>
         </w:rPr>
-        <w:t xml:space="preserve">Enterprise open-source runtime management &amp; software supply chain security</w:t>
+        <w:t xml:space="preserve">Fractional </w:t>
+      </w:r>
+      <w:r>
+        <w:rPr>
+          <w:i w:val="1"/>
+          <w:iCs w:val="1"/>
+          <w:sz w:val="17"/>
+          <w:szCs w:val="17"/>
+          <w:rtl w:val="0"/>
+        </w:rPr>
+        <w:t xml:space="preserve">leadership </w:t>
+      </w:r>
+      <w:r>
+        <w:rPr>
+          <w:rFonts w:ascii="Calibri" w:cs="Calibri" w:eastAsia="Calibri" w:hAnsi="Calibri"/>
+          <w:b w:val="0"/>
+          <w:bCs w:val="0"/>
+          <w:i w:val="1"/>
+          <w:iCs w:val="1"/>
+          <w:smallCaps w:val="0"/>
+          <w:color w:val="333333"/>
+          <w:sz w:val="17"/>
+          <w:szCs w:val="17"/>
+          <w:rtl w:val="0"/>
+        </w:rPr>
+        <w:t xml:space="preserve">engagements, management transformation, and AI enablement. Concurrent with ActiveState.</w:t>
       </w:r>
       <w:r>
         <w:rPr>
@@ -470,7 +425,12 @@
           <w:vertAlign w:val="baseline"/>
           <w:rtl w:val="0"/>
         </w:rPr>
-        <w:t xml:space="preserve">Repositioned the company off a product with no market fit and onto securing open source components across multiple languages, with new product leadership.</w:t>
+        <w:t xml:space="preserve">Founded a fractional executive firm that places CPO, CTO, CMO and GM leadership into companies in days rather than the six months an executive search takes, on project or retainer with full accountability for the function’s outcomes and a documented handoff to the full-time hire.</w:t>
+      </w:r>
+      <w:r>
+        <w:rPr>
+          <w:rtl w:val="0"/>
+        </w:rPr>
       </w:r>
     </w:p>
     <w:p>
@@ -513,7 +473,92 @@
           <w:vertAlign w:val="baseline"/>
           <w:rtl w:val="0"/>
         </w:rPr>
-        <w:t xml:space="preserve">Rebuilt an engineering organization with no process or cross-team collaboration, delivering the prior roadmap's commitments during the pivot.</w:t>
+        <w:t xml:space="preserve">Built FluentOrg, the AI enablement platform behind the firm’s transformation practice: 28 role-based modules across 13 business functions, 18 graded exams, three certification levels, and a cross-functional handoff contract so each team’s output is consumable by the next team’s AI.</w:t>
+      </w:r>
+      <w:r>
+        <w:rPr>
+          <w:rtl w:val="0"/>
+        </w:rPr>
+      </w:r>
+    </w:p>
+    <w:p>
+      <w:pPr>
+        <w:tabs>
+          <w:tab w:val="right" w:leader="none" w:pos="10800"/>
+        </w:tabs>
+        <w:spacing w:after="0" w:before="160" w:lineRule="auto"/>
+        <w:rPr/>
+      </w:pPr>
+      <w:r>
+        <w:rPr>
+          <w:rFonts w:ascii="Calibri" w:cs="Calibri" w:eastAsia="Calibri" w:hAnsi="Calibri"/>
+          <w:b w:val="1"/>
+          <w:bCs w:val="1"/>
+          <w:i w:val="0"/>
+          <w:iCs w:val="0"/>
+          <w:smallCaps w:val="0"/>
+          <w:color w:val="111111"/>
+          <w:sz w:val="20"/>
+          <w:szCs w:val="20"/>
+          <w:rtl w:val="0"/>
+        </w:rPr>
+        <w:t xml:space="preserve">ActiveState, </w:t>
+      </w:r>
+      <w:r>
+        <w:rPr>
+          <w:color w:val="111111"/>
+          <w:sz w:val="20"/>
+          <w:szCs w:val="20"/>
+          <w:rtl w:val="0"/>
+        </w:rPr>
+        <w:t xml:space="preserve">SVP, Product and Engineering</w:t>
+        <w:tab/>
+      </w:r>
+      <w:r>
+        <w:rPr>
+          <w:rFonts w:ascii="Calibri" w:cs="Calibri" w:eastAsia="Calibri" w:hAnsi="Calibri"/>
+          <w:b w:val="0"/>
+          <w:bCs w:val="0"/>
+          <w:i w:val="0"/>
+          <w:iCs w:val="0"/>
+          <w:smallCaps w:val="0"/>
+          <w:color w:val="333333"/>
+          <w:sz w:val="18"/>
+          <w:szCs w:val="18"/>
+          <w:rtl w:val="0"/>
+        </w:rPr>
+        <w:t xml:space="preserve">Jul 2025 – Present</w:t>
+      </w:r>
+      <w:r>
+        <w:rPr>
+          <w:rtl w:val="0"/>
+        </w:rPr>
+      </w:r>
+    </w:p>
+    <w:p>
+      <w:pPr>
+        <w:spacing w:after="80" w:before="20" w:lineRule="auto"/>
+        <w:rPr/>
+      </w:pPr>
+      <w:r>
+        <w:rPr>
+          <w:rFonts w:ascii="Calibri" w:cs="Calibri" w:eastAsia="Calibri" w:hAnsi="Calibri"/>
+          <w:b w:val="0"/>
+          <w:bCs w:val="0"/>
+          <w:i w:val="1"/>
+          <w:iCs w:val="1"/>
+          <w:smallCaps w:val="0"/>
+          <w:color w:val="333333"/>
+          <w:sz w:val="17"/>
+          <w:szCs w:val="17"/>
+          <w:rtl w:val="0"/>
+        </w:rPr>
+        <w:t xml:space="preserve">Enterprise open-source runtime management and software supply chain security</w:t>
+      </w:r>
+      <w:r>
+        <w:rPr>
+          <w:rtl w:val="0"/>
+        </w:rPr>
       </w:r>
     </w:p>
     <w:p>
@@ -556,7 +601,12 @@
           <w:vertAlign w:val="baseline"/>
           <w:rtl w:val="0"/>
         </w:rPr>
-        <w:t xml:space="preserve">Rebuilt Gartner analyst narrative around SBOM integrity, runtime lifecycle, and supply chain risk.</w:t>
+        <w:t xml:space="preserve">Repositioned the company off a product with no market fit and onto securing open source components across multiple languages, with new product leadership.</w:t>
+      </w:r>
+      <w:r>
+        <w:rPr>
+          <w:rtl w:val="0"/>
+        </w:rPr>
       </w:r>
     </w:p>
     <w:p>
@@ -599,7 +649,12 @@
           <w:vertAlign w:val="baseline"/>
           <w:rtl w:val="0"/>
         </w:rPr>
-        <w:t xml:space="preserve">Drove AI strategy: MCP architecture, Slack-integrated engineering intake, and AI-assisted product management and coding.</w:t>
+        <w:t xml:space="preserve">Rebuilt an engineering organization with no process or cross-team collaboration, delivering the prior roadmap’s commitments during the pivot.</w:t>
+      </w:r>
+      <w:r>
+        <w:rPr>
+          <w:rtl w:val="0"/>
+        </w:rPr>
       </w:r>
     </w:p>
     <w:p>
@@ -642,88 +697,7 @@
           <w:vertAlign w:val="baseline"/>
           <w:rtl w:val="0"/>
         </w:rPr>
-        <w:t xml:space="preserve">Implemented AI-assisted delivery that surfaced materially simpler architectures than the team had designed, completing the next six months of roadmap in three weeks and shipping the company's first production-ready products.</w:t>
-      </w:r>
-    </w:p>
-    <w:p>
-      <w:pPr>
-        <w:tabs>
-          <w:tab w:val="right" w:leader="none" w:pos="10800"/>
-        </w:tabs>
-        <w:spacing w:after="0" w:before="160" w:lineRule="auto"/>
-        <w:rPr/>
-      </w:pPr>
-      <w:r>
-        <w:rPr>
-          <w:rFonts w:ascii="Calibri" w:cs="Calibri" w:eastAsia="Calibri" w:hAnsi="Calibri"/>
-          <w:b w:val="1"/>
-          <w:bCs w:val="1"/>
-          <w:i w:val="0"/>
-          <w:iCs w:val="0"/>
-          <w:smallCaps w:val="0"/>
-          <w:color w:val="111111"/>
-          <w:sz w:val="20"/>
-          <w:szCs w:val="20"/>
-          <w:rtl w:val="0"/>
-        </w:rPr>
-        <w:t xml:space="preserve">Trellix, </w:t>
-      </w:r>
-      <w:r>
-        <w:rPr>
-          <w:rFonts w:ascii="Calibri" w:cs="Calibri" w:eastAsia="Calibri" w:hAnsi="Calibri"/>
-          <w:b w:val="0"/>
-          <w:bCs w:val="0"/>
-          <w:i w:val="0"/>
-          <w:iCs w:val="0"/>
-          <w:smallCaps w:val="0"/>
-          <w:color w:val="111111"/>
-          <w:sz w:val="20"/>
-          <w:szCs w:val="20"/>
-          <w:rtl w:val="0"/>
-        </w:rPr>
-        <w:t xml:space="preserve">VP, XDR Product Management</w:t>
-        <w:tab/>
-      </w:r>
-      <w:r>
-        <w:rPr>
-          <w:rFonts w:ascii="Calibri" w:cs="Calibri" w:eastAsia="Calibri" w:hAnsi="Calibri"/>
-          <w:b w:val="0"/>
-          <w:bCs w:val="0"/>
-          <w:i w:val="0"/>
-          <w:iCs w:val="0"/>
-          <w:smallCaps w:val="0"/>
-          <w:color w:val="333333"/>
-          <w:sz w:val="18"/>
-          <w:szCs w:val="18"/>
-          <w:rtl w:val="0"/>
-        </w:rPr>
-        <w:t xml:space="preserve">Sep 2024 – Jul 2025</w:t>
-      </w:r>
-      <w:r>
-        <w:rPr>
-          <w:rtl w:val="0"/>
-        </w:rPr>
-      </w:r>
-    </w:p>
-    <w:p>
-      <w:pPr>
-        <w:spacing w:after="80" w:before="20" w:lineRule="auto"/>
-        <w:rPr/>
-      </w:pPr>
-      <w:r>
-        <w:rPr>
-          <w:rFonts w:ascii="Calibri" w:cs="Calibri" w:eastAsia="Calibri" w:hAnsi="Calibri"/>
-          <w:b w:val="0"/>
-          <w:bCs w:val="0"/>
-          <w:i w:val="1"/>
-          <w:iCs w:val="1"/>
-          <w:smallCaps w:val="0"/>
-          <w:color w:val="333333"/>
-          <w:sz w:val="17"/>
-          <w:szCs w:val="17"/>
-          <w:rtl w:val="0"/>
-        </w:rPr>
-        <w:t xml:space="preserve">Portfolio: Endpoint Protection, EDR (SaaS/on-prem/air-gapped), Cloud Workload Security, ePO, XDR, Policy Auditor</w:t>
+        <w:t xml:space="preserve">Implemented AI-assisted delivery that surfaced materially simpler architectures than the team had designed, completing the next six months of roadmap in three weeks and shipping the company’s first production-ready products.</w:t>
       </w:r>
       <w:r>
         <w:rPr>
@@ -771,7 +745,12 @@
           <w:vertAlign w:val="baseline"/>
           <w:rtl w:val="0"/>
         </w:rPr>
-        <w:t xml:space="preserve">Defined XDR roadmap that unified fragmented FireEye/McAfee endpoint lines into a coherent strategy.</w:t>
+        <w:t xml:space="preserve">Drove SLSA compliance strategy across Python, Go, Rust, Java, JavaScript, .NET, R, and C/C++, establishing hermetic build and reproducibility controls that meet or exceed SLSA Build L3.</w:t>
+      </w:r>
+      <w:r>
+        <w:rPr>
+          <w:rtl w:val="0"/>
+        </w:rPr>
       </w:r>
     </w:p>
     <w:p>
@@ -814,7 +793,12 @@
           <w:vertAlign w:val="baseline"/>
           <w:rtl w:val="0"/>
         </w:rPr>
-        <w:t xml:space="preserve">Launched the AI-native analyst within the endpoint portfolio that reduced analyst investigation times.</w:t>
+        <w:t xml:space="preserve">Rebuilt the Gartner analyst narrative around SBOM integrity, runtime lifecycle, and supply chain risk.</w:t>
+      </w:r>
+      <w:r>
+        <w:rPr>
+          <w:rtl w:val="0"/>
+        </w:rPr>
       </w:r>
     </w:p>
     <w:p>
@@ -857,7 +841,12 @@
           <w:vertAlign w:val="baseline"/>
           <w:rtl w:val="0"/>
         </w:rPr>
-        <w:t xml:space="preserve">Worked closely with analysts to transform Trellix's position from lagging to thought leader in the space.</w:t>
+        <w:t xml:space="preserve">Drove AI strategy: MCP architecture, Slack-integrated engineering intake, and AI-assisted product management and coding.</w:t>
+      </w:r>
+      <w:r>
+        <w:rPr>
+          <w:rtl w:val="0"/>
+        </w:rPr>
       </w:r>
     </w:p>
     <w:p>
@@ -900,7 +889,12 @@
           <w:vertAlign w:val="baseline"/>
           <w:rtl w:val="0"/>
         </w:rPr>
-        <w:t xml:space="preserve">Advised on Trellix MDR service creation which compressed time-to-value from years to months.</w:t>
+        <w:t xml:space="preserve">Developed partnership value propositions with Wiz and ReversingLabs, and established SOC 2 and endpoint compliance infrastructure on Vanta.</w:t>
+      </w:r>
+      <w:r>
+        <w:rPr>
+          <w:rtl w:val="0"/>
+        </w:rPr>
       </w:r>
     </w:p>
     <w:p>
@@ -924,22 +918,16 @@
           <w:szCs w:val="20"/>
           <w:rtl w:val="0"/>
         </w:rPr>
-        <w:t xml:space="preserve">Malwarebytes, </w:t>
-      </w:r>
-      <w:r>
-        <w:rPr>
-          <w:rFonts w:ascii="Calibri" w:cs="Calibri" w:eastAsia="Calibri" w:hAnsi="Calibri"/>
-          <w:b w:val="0"/>
-          <w:bCs w:val="0"/>
-          <w:i w:val="0"/>
-          <w:iCs w:val="0"/>
-          <w:smallCaps w:val="0"/>
+        <w:t xml:space="preserve">Trellix, </w:t>
+      </w:r>
+      <w:r>
+        <w:rPr>
           <w:color w:val="111111"/>
           <w:sz w:val="20"/>
           <w:szCs w:val="20"/>
           <w:rtl w:val="0"/>
         </w:rPr>
-        <w:t xml:space="preserve">VP, Products &amp; Managed Services</w:t>
+        <w:t xml:space="preserve">VP, XDR Product Management</w:t>
         <w:tab/>
       </w:r>
       <w:r>
@@ -955,7 +943,7 @@
           <w:szCs w:val="18"/>
           <w:rtl w:val="0"/>
         </w:rPr>
-        <w:t xml:space="preserve">Jul 2021 – Sep 2024</w:t>
+        <w:t xml:space="preserve">Sep 2024 – Jul 2025</w:t>
       </w:r>
       <w:r>
         <w:rPr>
@@ -981,7 +969,7 @@
           <w:szCs w:val="17"/>
           <w:rtl w:val="0"/>
         </w:rPr>
-        <w:t xml:space="preserve">P&amp;L ownership; built MDR business from concept to profitability</w:t>
+        <w:t xml:space="preserve">Portfolio: Endpoint Protection, EDR (SaaS/on-prem/air-gapped), Cloud Workload Security, ePO, XDR, Policy Auditor</w:t>
       </w:r>
       <w:r>
         <w:rPr>
@@ -1029,7 +1017,12 @@
           <w:vertAlign w:val="baseline"/>
           <w:rtl w:val="0"/>
         </w:rPr>
-        <w:t xml:space="preserve">Refocused portfolio from multi-segment sprawl to disciplined SMB strategy.</w:t>
+        <w:t xml:space="preserve">Defined the XDR roadmap that unified fragmented FireEye and McAfee endpoint lines into a coherent, customer-outcome-driven strategy.</w:t>
+      </w:r>
+      <w:r>
+        <w:rPr>
+          <w:rtl w:val="0"/>
+        </w:rPr>
       </w:r>
     </w:p>
     <w:p>
@@ -1053,59 +1046,31 @@
         <w:spacing w:after="60" w:before="0" w:line="250" w:lineRule="auto"/>
         <w:ind w:left="260" w:right="0" w:hanging="200"/>
         <w:jc w:val="left"/>
-        <w:rPr>
-          <w:u w:val="none"/>
-        </w:rPr>
-      </w:pPr>
-      <w:r>
-        <w:rPr>
-          <w:rtl w:val="0"/>
-        </w:rPr>
-        <w:t xml:space="preserve">Founded and launched the managed services business, i</w:t>
-      </w:r>
-      <w:r>
-        <w:rPr>
-          <w:rFonts w:ascii="Calibri" w:cs="Calibri" w:eastAsia="Calibri" w:hAnsi="Calibri"/>
-          <w:b w:val="0"/>
-          <w:bCs w:val="0"/>
-          <w:i w:val="0"/>
-          <w:iCs w:val="0"/>
-          <w:smallCaps w:val="0"/>
-          <w:strike w:val="0"/>
-          <w:color w:val="333333"/>
-          <w:sz w:val="19"/>
-          <w:szCs w:val="19"/>
-          <w:u w:val="none"/>
-          <w:shd w:fill="auto" w:val="clear"/>
-          <w:vertAlign w:val="baseline"/>
-          <w:rtl w:val="0"/>
-        </w:rPr>
-        <w:t xml:space="preserve">mprov</w:t>
-      </w:r>
-      <w:r>
-        <w:rPr>
-          <w:rtl w:val="0"/>
-        </w:rPr>
-        <w:t xml:space="preserve">ing </w:t>
-      </w:r>
-      <w:r>
-        <w:rPr>
-          <w:rFonts w:ascii="Calibri" w:cs="Calibri" w:eastAsia="Calibri" w:hAnsi="Calibri"/>
-          <w:b w:val="0"/>
-          <w:bCs w:val="0"/>
-          <w:i w:val="0"/>
-          <w:iCs w:val="0"/>
-          <w:smallCaps w:val="0"/>
-          <w:strike w:val="0"/>
-          <w:color w:val="333333"/>
-          <w:sz w:val="19"/>
-          <w:szCs w:val="19"/>
-          <w:u w:val="none"/>
-          <w:shd w:fill="auto" w:val="clear"/>
-          <w:vertAlign w:val="baseline"/>
-          <w:rtl w:val="0"/>
-        </w:rPr>
-        <w:t xml:space="preserve">unit economics by 60%, margins over 90%, improved EBITDA and customer retention from ~60% to &gt;90%.</w:t>
+        <w:rPr/>
+      </w:pPr>
+      <w:r>
+        <w:rPr>
+          <w:rFonts w:ascii="Calibri" w:cs="Calibri" w:eastAsia="Calibri" w:hAnsi="Calibri"/>
+          <w:b w:val="0"/>
+          <w:bCs w:val="0"/>
+          <w:i w:val="0"/>
+          <w:iCs w:val="0"/>
+          <w:smallCaps w:val="0"/>
+          <w:strike w:val="0"/>
+          <w:color w:val="333333"/>
+          <w:sz w:val="19"/>
+          <w:szCs w:val="19"/>
+          <w:u w:val="none"/>
+          <w:shd w:fill="auto" w:val="clear"/>
+          <w:vertAlign w:val="baseline"/>
+          <w:rtl w:val="0"/>
+        </w:rPr>
+        <w:t xml:space="preserve">Drove product integration across both endpoint families, resolving longstanding post-merger friction and delivering meaningful feature parity.</w:t>
+      </w:r>
+      <w:r>
+        <w:rPr>
+          <w:rtl w:val="0"/>
+        </w:rPr>
       </w:r>
     </w:p>
     <w:p>
@@ -1148,88 +1113,7 @@
           <w:vertAlign w:val="baseline"/>
           <w:rtl w:val="0"/>
         </w:rPr>
-        <w:t xml:space="preserve">Reduced time-to-market from years to months through reformed product management and engineering processes.</w:t>
-      </w:r>
-    </w:p>
-    <w:p>
-      <w:pPr>
-        <w:tabs>
-          <w:tab w:val="right" w:leader="none" w:pos="10800"/>
-        </w:tabs>
-        <w:spacing w:after="0" w:before="160" w:lineRule="auto"/>
-        <w:rPr/>
-      </w:pPr>
-      <w:r>
-        <w:rPr>
-          <w:rFonts w:ascii="Calibri" w:cs="Calibri" w:eastAsia="Calibri" w:hAnsi="Calibri"/>
-          <w:b w:val="1"/>
-          <w:bCs w:val="1"/>
-          <w:i w:val="0"/>
-          <w:iCs w:val="0"/>
-          <w:smallCaps w:val="0"/>
-          <w:color w:val="111111"/>
-          <w:sz w:val="20"/>
-          <w:szCs w:val="20"/>
-          <w:rtl w:val="0"/>
-        </w:rPr>
-        <w:t xml:space="preserve">Symantec / NortonLifeLock, </w:t>
-      </w:r>
-      <w:r>
-        <w:rPr>
-          <w:rFonts w:ascii="Calibri" w:cs="Calibri" w:eastAsia="Calibri" w:hAnsi="Calibri"/>
-          <w:b w:val="0"/>
-          <w:bCs w:val="0"/>
-          <w:i w:val="0"/>
-          <w:iCs w:val="0"/>
-          <w:smallCaps w:val="0"/>
-          <w:color w:val="111111"/>
-          <w:sz w:val="20"/>
-          <w:szCs w:val="20"/>
-          <w:rtl w:val="0"/>
-        </w:rPr>
-        <w:t xml:space="preserve">Director, Product and Services PM</w:t>
-        <w:tab/>
-      </w:r>
-      <w:r>
-        <w:rPr>
-          <w:rFonts w:ascii="Calibri" w:cs="Calibri" w:eastAsia="Calibri" w:hAnsi="Calibri"/>
-          <w:b w:val="0"/>
-          <w:bCs w:val="0"/>
-          <w:i w:val="0"/>
-          <w:iCs w:val="0"/>
-          <w:smallCaps w:val="0"/>
-          <w:color w:val="333333"/>
-          <w:sz w:val="18"/>
-          <w:szCs w:val="18"/>
-          <w:rtl w:val="0"/>
-        </w:rPr>
-        <w:t xml:space="preserve">Oct 2015 – Jun 2021</w:t>
-      </w:r>
-      <w:r>
-        <w:rPr>
-          <w:rtl w:val="0"/>
-        </w:rPr>
-      </w:r>
-    </w:p>
-    <w:p>
-      <w:pPr>
-        <w:spacing w:after="80" w:before="20" w:lineRule="auto"/>
-        <w:rPr/>
-      </w:pPr>
-      <w:r>
-        <w:rPr>
-          <w:rFonts w:ascii="Calibri" w:cs="Calibri" w:eastAsia="Calibri" w:hAnsi="Calibri"/>
-          <w:b w:val="0"/>
-          <w:bCs w:val="0"/>
-          <w:i w:val="1"/>
-          <w:iCs w:val="1"/>
-          <w:smallCaps w:val="0"/>
-          <w:color w:val="333333"/>
-          <w:sz w:val="17"/>
-          <w:szCs w:val="17"/>
-          <w:rtl w:val="0"/>
-        </w:rPr>
-        <w:t xml:space="preserve">EDR, Network Forensics, Cyber Insurance, Safe Search, Norton for Gamers</w:t>
+        <w:t xml:space="preserve">Launched the AI-native analyst within the endpoint portfolio, reducing analyst investigation times.</w:t>
       </w:r>
       <w:r>
         <w:rPr>
@@ -1277,337 +1161,11 @@
           <w:vertAlign w:val="baseline"/>
           <w:rtl w:val="0"/>
         </w:rPr>
-        <w:t xml:space="preserve">Launched </w:t>
-      </w:r>
-      <w:r>
-        <w:rPr>
-          <w:rtl w:val="0"/>
-        </w:rPr>
-        <w:t xml:space="preserve">5</w:t>
-      </w:r>
-      <w:r>
-        <w:rPr>
-          <w:rFonts w:ascii="Calibri" w:cs="Calibri" w:eastAsia="Calibri" w:hAnsi="Calibri"/>
-          <w:b w:val="0"/>
-          <w:bCs w:val="0"/>
-          <w:i w:val="0"/>
-          <w:iCs w:val="0"/>
-          <w:smallCaps w:val="0"/>
-          <w:strike w:val="0"/>
-          <w:color w:val="333333"/>
-          <w:sz w:val="19"/>
-          <w:szCs w:val="19"/>
-          <w:u w:val="none"/>
-          <w:shd w:fill="auto" w:val="clear"/>
-          <w:vertAlign w:val="baseline"/>
-          <w:rtl w:val="0"/>
-        </w:rPr>
-        <w:t xml:space="preserve"> managed services and products with combined revenue</w:t>
-      </w:r>
-      <w:r>
-        <w:rPr>
-          <w:rtl w:val="0"/>
-        </w:rPr>
-        <w:t xml:space="preserve"> </w:t>
-      </w:r>
-      <w:r>
-        <w:rPr>
-          <w:rFonts w:ascii="Calibri" w:cs="Calibri" w:eastAsia="Calibri" w:hAnsi="Calibri"/>
-          <w:b w:val="0"/>
-          <w:bCs w:val="0"/>
-          <w:i w:val="0"/>
-          <w:iCs w:val="0"/>
-          <w:smallCaps w:val="0"/>
-          <w:strike w:val="0"/>
-          <w:color w:val="333333"/>
-          <w:sz w:val="19"/>
-          <w:szCs w:val="19"/>
-          <w:u w:val="none"/>
-          <w:shd w:fill="auto" w:val="clear"/>
-          <w:vertAlign w:val="baseline"/>
-          <w:rtl w:val="0"/>
-        </w:rPr>
-        <w:t xml:space="preserve">over $</w:t>
-      </w:r>
-      <w:r>
-        <w:rPr>
-          <w:rtl w:val="0"/>
-        </w:rPr>
-        <w:t xml:space="preserve">10</w:t>
-      </w:r>
-      <w:r>
-        <w:rPr>
-          <w:rFonts w:ascii="Calibri" w:cs="Calibri" w:eastAsia="Calibri" w:hAnsi="Calibri"/>
-          <w:b w:val="0"/>
-          <w:bCs w:val="0"/>
-          <w:i w:val="0"/>
-          <w:iCs w:val="0"/>
-          <w:smallCaps w:val="0"/>
-          <w:strike w:val="0"/>
-          <w:color w:val="333333"/>
-          <w:sz w:val="19"/>
-          <w:szCs w:val="19"/>
-          <w:u w:val="none"/>
-          <w:shd w:fill="auto" w:val="clear"/>
-          <w:vertAlign w:val="baseline"/>
-          <w:rtl w:val="0"/>
-        </w:rPr>
-        <w:t xml:space="preserve">0m and YoY growth of ~12%. Acquired by Broadcom/Accenture, </w:t>
-      </w:r>
-      <w:r>
-        <w:rPr>
-          <w:rtl w:val="0"/>
-        </w:rPr>
-        <w:t xml:space="preserve">Aon and HLC</w:t>
-      </w:r>
-      <w:r>
-        <w:rPr>
-          <w:rFonts w:ascii="Calibri" w:cs="Calibri" w:eastAsia="Calibri" w:hAnsi="Calibri"/>
-          <w:b w:val="0"/>
-          <w:bCs w:val="0"/>
-          <w:i w:val="0"/>
-          <w:iCs w:val="0"/>
-          <w:smallCaps w:val="0"/>
-          <w:strike w:val="0"/>
-          <w:color w:val="333333"/>
-          <w:sz w:val="19"/>
-          <w:szCs w:val="19"/>
-          <w:u w:val="none"/>
-          <w:shd w:fill="auto" w:val="clear"/>
-          <w:vertAlign w:val="baseline"/>
-          <w:rtl w:val="0"/>
-        </w:rPr>
-        <w:t xml:space="preserve">.</w:t>
-      </w:r>
-    </w:p>
-    <w:p>
-      <w:pPr>
-        <w:tabs>
-          <w:tab w:val="right" w:leader="none" w:pos="10800"/>
-        </w:tabs>
-        <w:spacing w:after="0" w:before="160" w:lineRule="auto"/>
-        <w:rPr/>
-      </w:pPr>
-      <w:r>
-        <w:rPr>
-          <w:rFonts w:ascii="Calibri" w:cs="Calibri" w:eastAsia="Calibri" w:hAnsi="Calibri"/>
-          <w:b w:val="1"/>
-          <w:bCs w:val="1"/>
-          <w:i w:val="0"/>
-          <w:iCs w:val="0"/>
-          <w:smallCaps w:val="0"/>
-          <w:color w:val="111111"/>
-          <w:sz w:val="20"/>
-          <w:szCs w:val="20"/>
-          <w:rtl w:val="0"/>
-        </w:rPr>
-        <w:t xml:space="preserve">Symantec, </w:t>
-      </w:r>
-      <w:r>
-        <w:rPr>
-          <w:rFonts w:ascii="Calibri" w:cs="Calibri" w:eastAsia="Calibri" w:hAnsi="Calibri"/>
-          <w:b w:val="0"/>
-          <w:bCs w:val="0"/>
-          <w:i w:val="0"/>
-          <w:iCs w:val="0"/>
-          <w:smallCaps w:val="0"/>
-          <w:color w:val="111111"/>
-          <w:sz w:val="20"/>
-          <w:szCs w:val="20"/>
-          <w:rtl w:val="0"/>
-        </w:rPr>
-        <w:t xml:space="preserve">Field CTO</w:t>
-      </w:r>
-      <w:r>
-        <w:rPr>
-          <w:color w:val="111111"/>
-          <w:sz w:val="20"/>
-          <w:szCs w:val="20"/>
-          <w:rtl w:val="0"/>
-        </w:rPr>
-        <w:tab/>
-      </w:r>
-      <w:r>
-        <w:rPr>
-          <w:rFonts w:ascii="Calibri" w:cs="Calibri" w:eastAsia="Calibri" w:hAnsi="Calibri"/>
-          <w:b w:val="0"/>
-          <w:bCs w:val="0"/>
-          <w:i w:val="0"/>
-          <w:iCs w:val="0"/>
-          <w:smallCaps w:val="0"/>
-          <w:color w:val="333333"/>
-          <w:sz w:val="18"/>
-          <w:szCs w:val="18"/>
-          <w:rtl w:val="0"/>
-        </w:rPr>
-        <w:t xml:space="preserve">Jan 2011 – Oct 2015</w:t>
-      </w:r>
-      <w:r>
-        <w:rPr>
-          <w:rtl w:val="0"/>
-        </w:rPr>
-      </w:r>
-    </w:p>
-    <w:p>
-      <w:pPr>
-        <w:tabs>
-          <w:tab w:val="right" w:leader="none" w:pos="10800"/>
-        </w:tabs>
-        <w:spacing w:after="0" w:before="160" w:lineRule="auto"/>
-        <w:rPr/>
-      </w:pPr>
-      <w:r>
-        <w:rPr>
-          <w:rFonts w:ascii="Calibri" w:cs="Calibri" w:eastAsia="Calibri" w:hAnsi="Calibri"/>
-          <w:b w:val="1"/>
-          <w:bCs w:val="1"/>
-          <w:i w:val="0"/>
-          <w:iCs w:val="0"/>
-          <w:smallCaps w:val="0"/>
-          <w:color w:val="111111"/>
-          <w:sz w:val="20"/>
-          <w:szCs w:val="20"/>
-          <w:rtl w:val="0"/>
-        </w:rPr>
-        <w:t xml:space="preserve">Wellington Management Company &amp; Trust Bank, </w:t>
-      </w:r>
-      <w:r>
-        <w:rPr>
-          <w:rFonts w:ascii="Calibri" w:cs="Calibri" w:eastAsia="Calibri" w:hAnsi="Calibri"/>
-          <w:b w:val="0"/>
-          <w:bCs w:val="0"/>
-          <w:i w:val="0"/>
-          <w:iCs w:val="0"/>
-          <w:smallCaps w:val="0"/>
-          <w:color w:val="111111"/>
-          <w:sz w:val="20"/>
-          <w:szCs w:val="20"/>
-          <w:rtl w:val="0"/>
-        </w:rPr>
-        <w:t xml:space="preserve">VP &amp; CISO</w:t>
-        <w:tab/>
-        <w:t xml:space="preserve"/>
-      </w:r>
-      <w:r>
-        <w:rPr>
-          <w:rFonts w:ascii="Calibri" w:cs="Calibri" w:eastAsia="Calibri" w:hAnsi="Calibri"/>
-          <w:b w:val="0"/>
-          <w:bCs w:val="0"/>
-          <w:i w:val="0"/>
-          <w:iCs w:val="0"/>
-          <w:smallCaps w:val="0"/>
-          <w:color w:val="333333"/>
-          <w:sz w:val="18"/>
-          <w:szCs w:val="18"/>
-          <w:rtl w:val="0"/>
-        </w:rPr>
-        <w:t xml:space="preserve">Oct 2003 – Jan 2011</w:t>
-      </w:r>
-      <w:r>
-        <w:rPr>
-          <w:rtl w:val="0"/>
-        </w:rPr>
-      </w:r>
-    </w:p>
-    <w:p>
-      <w:pPr>
-        <w:tabs>
-          <w:tab w:val="right" w:leader="none" w:pos="10800"/>
-        </w:tabs>
-        <w:spacing w:after="0" w:before="160" w:lineRule="auto"/>
-        <w:rPr/>
-      </w:pPr>
-      <w:r>
-        <w:rPr>
-          <w:rFonts w:ascii="Calibri" w:cs="Calibri" w:eastAsia="Calibri" w:hAnsi="Calibri"/>
-          <w:b w:val="1"/>
-          <w:bCs w:val="1"/>
-          <w:i w:val="0"/>
-          <w:iCs w:val="0"/>
-          <w:smallCaps w:val="0"/>
-          <w:color w:val="111111"/>
-          <w:sz w:val="20"/>
-          <w:szCs w:val="20"/>
-          <w:rtl w:val="0"/>
-        </w:rPr>
-        <w:t xml:space="preserve">Burntsand, </w:t>
-      </w:r>
-      <w:r>
-        <w:rPr>
-          <w:rFonts w:ascii="Calibri" w:cs="Calibri" w:eastAsia="Calibri" w:hAnsi="Calibri"/>
-          <w:b w:val="0"/>
-          <w:bCs w:val="0"/>
-          <w:i w:val="0"/>
-          <w:iCs w:val="0"/>
-          <w:smallCaps w:val="0"/>
-          <w:color w:val="111111"/>
-          <w:sz w:val="20"/>
-          <w:szCs w:val="20"/>
-          <w:rtl w:val="0"/>
-        </w:rPr>
-        <w:t xml:space="preserve">Security Solutions Director</w:t>
-        <w:tab/>
-      </w:r>
-      <w:r>
-        <w:rPr>
-          <w:rFonts w:ascii="Calibri" w:cs="Calibri" w:eastAsia="Calibri" w:hAnsi="Calibri"/>
-          <w:b w:val="0"/>
-          <w:bCs w:val="0"/>
-          <w:i w:val="0"/>
-          <w:iCs w:val="0"/>
-          <w:smallCaps w:val="0"/>
-          <w:color w:val="333333"/>
-          <w:sz w:val="18"/>
-          <w:szCs w:val="18"/>
-          <w:rtl w:val="0"/>
-        </w:rPr>
-        <w:t xml:space="preserve">Sep 1999 – Oct 2003</w:t>
-      </w:r>
-      <w:r>
-        <w:rPr>
-          <w:rtl w:val="0"/>
-        </w:rPr>
-      </w:r>
-    </w:p>
-    <w:p>
-      <w:pPr>
-        <w:spacing w:after="0" w:before="240" w:lineRule="auto"/>
-        <w:rPr/>
-      </w:pPr>
-      <w:r>
-        <w:rPr>
-          <w:rFonts w:ascii="Calibri" w:cs="Calibri" w:eastAsia="Calibri" w:hAnsi="Calibri"/>
-          <w:b w:val="1"/>
-          <w:bCs w:val="1"/>
-          <w:i w:val="0"/>
-          <w:iCs w:val="0"/>
-          <w:smallCaps w:val="1"/>
-          <w:color w:val="111111"/>
-          <w:sz w:val="20"/>
-          <w:szCs w:val="20"/>
-          <w:rtl w:val="0"/>
-        </w:rPr>
-        <w:t xml:space="preserve">EDUCATION &amp; CREDENTIALS</w:t>
-      </w:r>
-      <w:r>
-        <w:rPr>
-          <w:rtl w:val="0"/>
-        </w:rPr>
-      </w:r>
-    </w:p>
-    <w:p>
-      <w:pPr>
-        <w:pBdr>
-          <w:bottom w:color="999999" w:space="0" w:sz="6" w:val="single"/>
-        </w:pBdr>
-        <w:spacing w:after="100" w:before="20" w:lineRule="auto"/>
-        <w:rPr/>
-      </w:pPr>
-      <w:r>
-        <w:rPr>
-          <w:rtl w:val="0"/>
-          <w:sz w:val="2"/>
-          <w:szCs w:val="2"/>
+        <w:t xml:space="preserve">Authored the global sales enablement plan for Trellix MDR and advised on the service design.</w:t>
+      </w:r>
+      <w:r>
+        <w:rPr>
+          <w:rtl w:val="0"/>
         </w:rPr>
       </w:r>
     </w:p>
@@ -1651,7 +1209,92 @@
           <w:vertAlign w:val="baseline"/>
           <w:rtl w:val="0"/>
         </w:rPr>
-        <w:t xml:space="preserve">B.S., University of Massachusetts, 2004</w:t>
+        <w:t xml:space="preserve">Worked with industry analysts to move Trellix from a lagging position to thought leader in the space.</w:t>
+      </w:r>
+      <w:r>
+        <w:rPr>
+          <w:rtl w:val="0"/>
+        </w:rPr>
+      </w:r>
+    </w:p>
+    <w:p>
+      <w:pPr>
+        <w:tabs>
+          <w:tab w:val="right" w:leader="none" w:pos="10800"/>
+        </w:tabs>
+        <w:spacing w:after="0" w:before="160" w:lineRule="auto"/>
+        <w:rPr/>
+      </w:pPr>
+      <w:r>
+        <w:rPr>
+          <w:rFonts w:ascii="Calibri" w:cs="Calibri" w:eastAsia="Calibri" w:hAnsi="Calibri"/>
+          <w:b w:val="1"/>
+          <w:bCs w:val="1"/>
+          <w:i w:val="0"/>
+          <w:iCs w:val="0"/>
+          <w:smallCaps w:val="0"/>
+          <w:color w:val="111111"/>
+          <w:sz w:val="20"/>
+          <w:szCs w:val="20"/>
+          <w:rtl w:val="0"/>
+        </w:rPr>
+        <w:t xml:space="preserve">Malwarebytes, </w:t>
+      </w:r>
+      <w:r>
+        <w:rPr>
+          <w:color w:val="111111"/>
+          <w:sz w:val="20"/>
+          <w:szCs w:val="20"/>
+          <w:rtl w:val="0"/>
+        </w:rPr>
+        <w:t xml:space="preserve">VP, Products and Managed Services</w:t>
+        <w:tab/>
+      </w:r>
+      <w:r>
+        <w:rPr>
+          <w:rFonts w:ascii="Calibri" w:cs="Calibri" w:eastAsia="Calibri" w:hAnsi="Calibri"/>
+          <w:b w:val="0"/>
+          <w:bCs w:val="0"/>
+          <w:i w:val="0"/>
+          <w:iCs w:val="0"/>
+          <w:smallCaps w:val="0"/>
+          <w:color w:val="333333"/>
+          <w:sz w:val="18"/>
+          <w:szCs w:val="18"/>
+          <w:rtl w:val="0"/>
+        </w:rPr>
+        <w:t xml:space="preserve">Jul 2021 – Sep 2024</w:t>
+      </w:r>
+      <w:r>
+        <w:rPr>
+          <w:rtl w:val="0"/>
+        </w:rPr>
+      </w:r>
+    </w:p>
+    <w:p>
+      <w:pPr>
+        <w:spacing w:after="80" w:before="20" w:lineRule="auto"/>
+        <w:rPr/>
+      </w:pPr>
+      <w:r>
+        <w:rPr>
+          <w:rFonts w:ascii="Calibri" w:cs="Calibri" w:eastAsia="Calibri" w:hAnsi="Calibri"/>
+          <w:b w:val="0"/>
+          <w:bCs w:val="0"/>
+          <w:i w:val="1"/>
+          <w:iCs w:val="1"/>
+          <w:smallCaps w:val="0"/>
+          <w:color w:val="333333"/>
+          <w:sz w:val="17"/>
+          <w:szCs w:val="17"/>
+          <w:rtl w:val="0"/>
+        </w:rPr>
+        <w:t xml:space="preserve">P&amp;L ownership; built the MDR business from concept to profitability</w:t>
+      </w:r>
+      <w:r>
+        <w:rPr>
+          <w:rtl w:val="0"/>
+        </w:rPr>
       </w:r>
     </w:p>
     <w:p>
@@ -1694,7 +1337,1514 @@
           <w:vertAlign w:val="baseline"/>
           <w:rtl w:val="0"/>
         </w:rPr>
-        <w:t xml:space="preserve">Patent: US 10,466,924, Systems and Methods for Generating Memory Images of Computing Devices</w:t>
+        <w:t xml:space="preserve">Refocused the portfolio from multi-segment sprawl to a disciplined SMB strategy, improving unit economics and enabling sustainable growth.</w:t>
+      </w:r>
+      <w:r>
+        <w:rPr>
+          <w:rtl w:val="0"/>
+        </w:rPr>
+      </w:r>
+    </w:p>
+    <w:p>
+      <w:pPr>
+        <w:keepNext w:val="0"/>
+        <w:keepLines w:val="0"/>
+        <w:pageBreakBefore w:val="0"/>
+        <w:widowControl w:val="1"/>
+        <w:numPr>
+          <w:ilvl w:val="0"/>
+          <w:numId w:val="1"/>
+        </w:numPr>
+        <w:pBdr>
+          <w:top w:space="0" w:sz="0" w:val="nil"/>
+          <w:left w:space="0" w:sz="0" w:val="nil"/>
+          <w:bottom w:space="0" w:sz="0" w:val="nil"/>
+          <w:right w:space="0" w:sz="0" w:val="nil"/>
+          <w:between w:space="0" w:sz="0" w:val="nil"/>
+        </w:pBdr>
+        <w:shd w:fill="auto" w:val="clear"/>
+        <w:spacing w:after="60" w:before="0" w:line="250" w:lineRule="auto"/>
+        <w:ind w:left="260" w:right="0" w:hanging="200"/>
+        <w:jc w:val="left"/>
+        <w:rPr/>
+      </w:pPr>
+      <w:r>
+        <w:rPr>
+          <w:rFonts w:ascii="Calibri" w:cs="Calibri" w:eastAsia="Calibri" w:hAnsi="Calibri"/>
+          <w:b w:val="0"/>
+          <w:bCs w:val="0"/>
+          <w:i w:val="0"/>
+          <w:iCs w:val="0"/>
+          <w:smallCaps w:val="0"/>
+          <w:strike w:val="0"/>
+          <w:color w:val="333333"/>
+          <w:sz w:val="19"/>
+          <w:szCs w:val="19"/>
+          <w:u w:val="none"/>
+          <w:shd w:fill="auto" w:val="clear"/>
+          <w:vertAlign w:val="baseline"/>
+          <w:rtl w:val="0"/>
+        </w:rPr>
+        <w:t xml:space="preserve">Founded and launched the managed services business, reaching breakeven in under two years.</w:t>
+      </w:r>
+      <w:r>
+        <w:rPr>
+          <w:rtl w:val="0"/>
+        </w:rPr>
+      </w:r>
+    </w:p>
+    <w:p>
+      <w:pPr>
+        <w:keepNext w:val="0"/>
+        <w:keepLines w:val="0"/>
+        <w:pageBreakBefore w:val="0"/>
+        <w:widowControl w:val="1"/>
+        <w:numPr>
+          <w:ilvl w:val="0"/>
+          <w:numId w:val="1"/>
+        </w:numPr>
+        <w:pBdr>
+          <w:top w:space="0" w:sz="0" w:val="nil"/>
+          <w:left w:space="0" w:sz="0" w:val="nil"/>
+          <w:bottom w:space="0" w:sz="0" w:val="nil"/>
+          <w:right w:space="0" w:sz="0" w:val="nil"/>
+          <w:between w:space="0" w:sz="0" w:val="nil"/>
+        </w:pBdr>
+        <w:shd w:fill="auto" w:val="clear"/>
+        <w:spacing w:after="60" w:before="0" w:line="250" w:lineRule="auto"/>
+        <w:ind w:left="260" w:right="0" w:hanging="200"/>
+        <w:jc w:val="left"/>
+        <w:rPr/>
+      </w:pPr>
+      <w:r>
+        <w:rPr>
+          <w:rFonts w:ascii="Calibri" w:cs="Calibri" w:eastAsia="Calibri" w:hAnsi="Calibri"/>
+          <w:b w:val="0"/>
+          <w:bCs w:val="0"/>
+          <w:i w:val="0"/>
+          <w:iCs w:val="0"/>
+          <w:smallCaps w:val="0"/>
+          <w:strike w:val="0"/>
+          <w:color w:val="333333"/>
+          <w:sz w:val="19"/>
+          <w:szCs w:val="19"/>
+          <w:u w:val="none"/>
+          <w:shd w:fill="auto" w:val="clear"/>
+          <w:vertAlign w:val="baseline"/>
+          <w:rtl w:val="0"/>
+        </w:rPr>
+        <w:t xml:space="preserve">Built the global enablement model behind it, certifying 250 sellers and putting delivery in partner hands through Pax8 and the MSP channel rather than growing services headcount.</w:t>
+      </w:r>
+      <w:r>
+        <w:rPr>
+          <w:rtl w:val="0"/>
+        </w:rPr>
+      </w:r>
+    </w:p>
+    <w:p>
+      <w:pPr>
+        <w:keepNext w:val="0"/>
+        <w:keepLines w:val="0"/>
+        <w:pageBreakBefore w:val="0"/>
+        <w:widowControl w:val="1"/>
+        <w:numPr>
+          <w:ilvl w:val="0"/>
+          <w:numId w:val="1"/>
+        </w:numPr>
+        <w:pBdr>
+          <w:top w:space="0" w:sz="0" w:val="nil"/>
+          <w:left w:space="0" w:sz="0" w:val="nil"/>
+          <w:bottom w:space="0" w:sz="0" w:val="nil"/>
+          <w:right w:space="0" w:sz="0" w:val="nil"/>
+          <w:between w:space="0" w:sz="0" w:val="nil"/>
+        </w:pBdr>
+        <w:shd w:fill="auto" w:val="clear"/>
+        <w:spacing w:after="60" w:before="0" w:line="250" w:lineRule="auto"/>
+        <w:ind w:left="260" w:right="0" w:hanging="200"/>
+        <w:jc w:val="left"/>
+        <w:rPr/>
+      </w:pPr>
+      <w:r>
+        <w:rPr>
+          <w:rFonts w:ascii="Calibri" w:cs="Calibri" w:eastAsia="Calibri" w:hAnsi="Calibri"/>
+          <w:b w:val="0"/>
+          <w:bCs w:val="0"/>
+          <w:i w:val="0"/>
+          <w:iCs w:val="0"/>
+          <w:smallCaps w:val="0"/>
+          <w:strike w:val="0"/>
+          <w:color w:val="333333"/>
+          <w:sz w:val="19"/>
+          <w:szCs w:val="19"/>
+          <w:u w:val="none"/>
+          <w:shd w:fill="auto" w:val="clear"/>
+          <w:vertAlign w:val="baseline"/>
+          <w:rtl w:val="0"/>
+        </w:rPr>
+        <w:t xml:space="preserve">Improved unit economics and </w:t>
+      </w:r>
+      <w:r>
+        <w:rPr>
+          <w:rtl w:val="0"/>
+        </w:rPr>
+        <w:t xml:space="preserve">lifted customer retention from</w:t>
+      </w:r>
+      <w:r>
+        <w:rPr>
+          <w:rFonts w:ascii="Calibri" w:cs="Calibri" w:eastAsia="Calibri" w:hAnsi="Calibri"/>
+          <w:b w:val="0"/>
+          <w:bCs w:val="0"/>
+          <w:i w:val="0"/>
+          <w:iCs w:val="0"/>
+          <w:smallCaps w:val="0"/>
+          <w:strike w:val="0"/>
+          <w:color w:val="333333"/>
+          <w:sz w:val="19"/>
+          <w:szCs w:val="19"/>
+          <w:u w:val="none"/>
+          <w:shd w:fill="auto" w:val="clear"/>
+          <w:vertAlign w:val="baseline"/>
+          <w:rtl w:val="0"/>
+        </w:rPr>
+        <w:t xml:space="preserve"> 60% to over 90%.</w:t>
+      </w:r>
+      <w:r>
+        <w:rPr>
+          <w:rtl w:val="0"/>
+        </w:rPr>
+      </w:r>
+    </w:p>
+    <w:p>
+      <w:pPr>
+        <w:keepNext w:val="0"/>
+        <w:keepLines w:val="0"/>
+        <w:pageBreakBefore w:val="0"/>
+        <w:widowControl w:val="1"/>
+        <w:numPr>
+          <w:ilvl w:val="0"/>
+          <w:numId w:val="1"/>
+        </w:numPr>
+        <w:pBdr>
+          <w:top w:space="0" w:sz="0" w:val="nil"/>
+          <w:left w:space="0" w:sz="0" w:val="nil"/>
+          <w:bottom w:space="0" w:sz="0" w:val="nil"/>
+          <w:right w:space="0" w:sz="0" w:val="nil"/>
+          <w:between w:space="0" w:sz="0" w:val="nil"/>
+        </w:pBdr>
+        <w:shd w:fill="auto" w:val="clear"/>
+        <w:spacing w:after="60" w:before="0" w:line="250" w:lineRule="auto"/>
+        <w:ind w:left="260" w:right="0" w:hanging="200"/>
+        <w:jc w:val="left"/>
+        <w:rPr/>
+      </w:pPr>
+      <w:r>
+        <w:rPr>
+          <w:rFonts w:ascii="Calibri" w:cs="Calibri" w:eastAsia="Calibri" w:hAnsi="Calibri"/>
+          <w:b w:val="0"/>
+          <w:bCs w:val="0"/>
+          <w:i w:val="0"/>
+          <w:iCs w:val="0"/>
+          <w:smallCaps w:val="0"/>
+          <w:strike w:val="0"/>
+          <w:color w:val="333333"/>
+          <w:sz w:val="19"/>
+          <w:szCs w:val="19"/>
+          <w:u w:val="none"/>
+          <w:shd w:fill="auto" w:val="clear"/>
+          <w:vertAlign w:val="baseline"/>
+          <w:rtl w:val="0"/>
+        </w:rPr>
+        <w:t xml:space="preserve">Reduced time-to-market from years to months through reformed product management and engineering processes.</w:t>
+      </w:r>
+      <w:r>
+        <w:rPr>
+          <w:rtl w:val="0"/>
+        </w:rPr>
+      </w:r>
+    </w:p>
+    <w:p>
+      <w:pPr>
+        <w:tabs>
+          <w:tab w:val="right" w:leader="none" w:pos="10800"/>
+        </w:tabs>
+        <w:spacing w:after="0" w:before="160" w:lineRule="auto"/>
+        <w:rPr/>
+      </w:pPr>
+      <w:r>
+        <w:rPr>
+          <w:rFonts w:ascii="Calibri" w:cs="Calibri" w:eastAsia="Calibri" w:hAnsi="Calibri"/>
+          <w:b w:val="1"/>
+          <w:bCs w:val="1"/>
+          <w:i w:val="0"/>
+          <w:iCs w:val="0"/>
+          <w:smallCaps w:val="0"/>
+          <w:color w:val="111111"/>
+          <w:sz w:val="20"/>
+          <w:szCs w:val="20"/>
+          <w:rtl w:val="0"/>
+        </w:rPr>
+        <w:t xml:space="preserve">NortonLifeLock, </w:t>
+      </w:r>
+      <w:r>
+        <w:rPr>
+          <w:color w:val="111111"/>
+          <w:sz w:val="20"/>
+          <w:szCs w:val="20"/>
+          <w:rtl w:val="0"/>
+        </w:rPr>
+        <w:t xml:space="preserve">Director, Head of Norton Gaming and Safe Search</w:t>
+        <w:tab/>
+      </w:r>
+      <w:r>
+        <w:rPr>
+          <w:rFonts w:ascii="Calibri" w:cs="Calibri" w:eastAsia="Calibri" w:hAnsi="Calibri"/>
+          <w:b w:val="0"/>
+          <w:bCs w:val="0"/>
+          <w:i w:val="0"/>
+          <w:iCs w:val="0"/>
+          <w:smallCaps w:val="0"/>
+          <w:color w:val="333333"/>
+          <w:sz w:val="18"/>
+          <w:szCs w:val="18"/>
+          <w:rtl w:val="0"/>
+        </w:rPr>
+        <w:t xml:space="preserve">Nov 2019 – Jun 2021</w:t>
+      </w:r>
+      <w:r>
+        <w:rPr>
+          <w:rtl w:val="0"/>
+        </w:rPr>
+      </w:r>
+    </w:p>
+    <w:p>
+      <w:pPr>
+        <w:spacing w:after="80" w:before="20" w:lineRule="auto"/>
+        <w:rPr/>
+      </w:pPr>
+      <w:r>
+        <w:rPr>
+          <w:rFonts w:ascii="Calibri" w:cs="Calibri" w:eastAsia="Calibri" w:hAnsi="Calibri"/>
+          <w:b w:val="0"/>
+          <w:bCs w:val="0"/>
+          <w:i w:val="1"/>
+          <w:iCs w:val="1"/>
+          <w:smallCaps w:val="0"/>
+          <w:color w:val="333333"/>
+          <w:sz w:val="17"/>
+          <w:szCs w:val="17"/>
+          <w:rtl w:val="0"/>
+        </w:rPr>
+        <w:t xml:space="preserve">Product management, product marketing, thought leadership, and GTM for a high-growth, high-CLTV portfolio</w:t>
+      </w:r>
+      <w:r>
+        <w:rPr>
+          <w:rtl w:val="0"/>
+        </w:rPr>
+      </w:r>
+    </w:p>
+    <w:p>
+      <w:pPr>
+        <w:keepNext w:val="0"/>
+        <w:keepLines w:val="0"/>
+        <w:pageBreakBefore w:val="0"/>
+        <w:widowControl w:val="1"/>
+        <w:numPr>
+          <w:ilvl w:val="0"/>
+          <w:numId w:val="1"/>
+        </w:numPr>
+        <w:pBdr>
+          <w:top w:space="0" w:sz="0" w:val="nil"/>
+          <w:left w:space="0" w:sz="0" w:val="nil"/>
+          <w:bottom w:space="0" w:sz="0" w:val="nil"/>
+          <w:right w:space="0" w:sz="0" w:val="nil"/>
+          <w:between w:space="0" w:sz="0" w:val="nil"/>
+        </w:pBdr>
+        <w:shd w:fill="auto" w:val="clear"/>
+        <w:spacing w:after="60" w:before="0" w:line="250" w:lineRule="auto"/>
+        <w:ind w:left="260" w:right="0" w:hanging="200"/>
+        <w:jc w:val="left"/>
+        <w:rPr/>
+      </w:pPr>
+      <w:r>
+        <w:rPr>
+          <w:rFonts w:ascii="Calibri" w:cs="Calibri" w:eastAsia="Calibri" w:hAnsi="Calibri"/>
+          <w:b w:val="0"/>
+          <w:bCs w:val="0"/>
+          <w:i w:val="0"/>
+          <w:iCs w:val="0"/>
+          <w:smallCaps w:val="0"/>
+          <w:strike w:val="0"/>
+          <w:color w:val="333333"/>
+          <w:sz w:val="19"/>
+          <w:szCs w:val="19"/>
+          <w:u w:val="none"/>
+          <w:shd w:fill="auto" w:val="clear"/>
+          <w:vertAlign w:val="baseline"/>
+          <w:rtl w:val="0"/>
+        </w:rPr>
+        <w:t xml:space="preserve">Grew Safe Search revenue from approximately $40M to over $75M in 15 months following product and UX transformation.</w:t>
+      </w:r>
+      <w:r>
+        <w:rPr>
+          <w:rtl w:val="0"/>
+        </w:rPr>
+      </w:r>
+    </w:p>
+    <w:p>
+      <w:pPr>
+        <w:keepNext w:val="0"/>
+        <w:keepLines w:val="0"/>
+        <w:pageBreakBefore w:val="0"/>
+        <w:widowControl w:val="1"/>
+        <w:numPr>
+          <w:ilvl w:val="0"/>
+          <w:numId w:val="1"/>
+        </w:numPr>
+        <w:pBdr>
+          <w:top w:space="0" w:sz="0" w:val="nil"/>
+          <w:left w:space="0" w:sz="0" w:val="nil"/>
+          <w:bottom w:space="0" w:sz="0" w:val="nil"/>
+          <w:right w:space="0" w:sz="0" w:val="nil"/>
+          <w:between w:space="0" w:sz="0" w:val="nil"/>
+        </w:pBdr>
+        <w:shd w:fill="auto" w:val="clear"/>
+        <w:spacing w:after="60" w:before="0" w:line="250" w:lineRule="auto"/>
+        <w:ind w:left="260" w:right="0" w:hanging="200"/>
+        <w:jc w:val="left"/>
+        <w:rPr/>
+      </w:pPr>
+      <w:r>
+        <w:rPr>
+          <w:rFonts w:ascii="Calibri" w:cs="Calibri" w:eastAsia="Calibri" w:hAnsi="Calibri"/>
+          <w:b w:val="0"/>
+          <w:bCs w:val="0"/>
+          <w:i w:val="0"/>
+          <w:iCs w:val="0"/>
+          <w:smallCaps w:val="0"/>
+          <w:strike w:val="0"/>
+          <w:color w:val="333333"/>
+          <w:sz w:val="19"/>
+          <w:szCs w:val="19"/>
+          <w:u w:val="none"/>
+          <w:shd w:fill="auto" w:val="clear"/>
+          <w:vertAlign w:val="baseline"/>
+          <w:rtl w:val="0"/>
+        </w:rPr>
+        <w:t xml:space="preserve">Launched Norton for Gamers into a new market: approximately 50% trial-to-paid conversion, 65% customer growth, 428% growth in product usage, 70% improvement in retention, and a 4.5-star average retail rating.</w:t>
+      </w:r>
+      <w:r>
+        <w:rPr>
+          <w:rtl w:val="0"/>
+        </w:rPr>
+      </w:r>
+    </w:p>
+    <w:p>
+      <w:pPr>
+        <w:keepNext w:val="0"/>
+        <w:keepLines w:val="0"/>
+        <w:pageBreakBefore w:val="0"/>
+        <w:widowControl w:val="1"/>
+        <w:numPr>
+          <w:ilvl w:val="0"/>
+          <w:numId w:val="1"/>
+        </w:numPr>
+        <w:pBdr>
+          <w:top w:space="0" w:sz="0" w:val="nil"/>
+          <w:left w:space="0" w:sz="0" w:val="nil"/>
+          <w:bottom w:space="0" w:sz="0" w:val="nil"/>
+          <w:right w:space="0" w:sz="0" w:val="nil"/>
+          <w:between w:space="0" w:sz="0" w:val="nil"/>
+        </w:pBdr>
+        <w:shd w:fill="auto" w:val="clear"/>
+        <w:spacing w:after="60" w:before="0" w:line="250" w:lineRule="auto"/>
+        <w:ind w:left="260" w:right="0" w:hanging="200"/>
+        <w:jc w:val="left"/>
+        <w:rPr/>
+      </w:pPr>
+      <w:r>
+        <w:rPr>
+          <w:rFonts w:ascii="Calibri" w:cs="Calibri" w:eastAsia="Calibri" w:hAnsi="Calibri"/>
+          <w:b w:val="0"/>
+          <w:bCs w:val="0"/>
+          <w:i w:val="0"/>
+          <w:iCs w:val="0"/>
+          <w:smallCaps w:val="0"/>
+          <w:strike w:val="0"/>
+          <w:color w:val="333333"/>
+          <w:sz w:val="19"/>
+          <w:szCs w:val="19"/>
+          <w:u w:val="none"/>
+          <w:shd w:fill="auto" w:val="clear"/>
+          <w:vertAlign w:val="baseline"/>
+          <w:rtl w:val="0"/>
+        </w:rPr>
+        <w:t xml:space="preserve">Developed Dark Web Monitoring for Gamer Tags, winning a top-5 position on Fast Company’s Top Security Innovations, a first for the Norton and Symantec brands.</w:t>
+      </w:r>
+      <w:r>
+        <w:rPr>
+          <w:rtl w:val="0"/>
+        </w:rPr>
+      </w:r>
+    </w:p>
+    <w:p>
+      <w:pPr>
+        <w:tabs>
+          <w:tab w:val="right" w:leader="none" w:pos="10800"/>
+        </w:tabs>
+        <w:spacing w:after="0" w:before="160" w:lineRule="auto"/>
+        <w:rPr/>
+      </w:pPr>
+      <w:r>
+        <w:rPr>
+          <w:rFonts w:ascii="Calibri" w:cs="Calibri" w:eastAsia="Calibri" w:hAnsi="Calibri"/>
+          <w:b w:val="1"/>
+          <w:bCs w:val="1"/>
+          <w:i w:val="0"/>
+          <w:iCs w:val="0"/>
+          <w:smallCaps w:val="0"/>
+          <w:color w:val="111111"/>
+          <w:sz w:val="20"/>
+          <w:szCs w:val="20"/>
+          <w:rtl w:val="0"/>
+        </w:rPr>
+        <w:t xml:space="preserve">Symantec, </w:t>
+      </w:r>
+      <w:r>
+        <w:rPr>
+          <w:color w:val="111111"/>
+          <w:sz w:val="20"/>
+          <w:szCs w:val="20"/>
+          <w:rtl w:val="0"/>
+        </w:rPr>
+        <w:t xml:space="preserve">Director, Product Management, Cyber Security</w:t>
+        <w:tab/>
+      </w:r>
+      <w:r>
+        <w:rPr>
+          <w:rFonts w:ascii="Calibri" w:cs="Calibri" w:eastAsia="Calibri" w:hAnsi="Calibri"/>
+          <w:b w:val="0"/>
+          <w:bCs w:val="0"/>
+          <w:i w:val="0"/>
+          <w:iCs w:val="0"/>
+          <w:smallCaps w:val="0"/>
+          <w:color w:val="333333"/>
+          <w:sz w:val="18"/>
+          <w:szCs w:val="18"/>
+          <w:rtl w:val="0"/>
+        </w:rPr>
+        <w:t xml:space="preserve">Oct 2015 – Nov 2019</w:t>
+      </w:r>
+      <w:r>
+        <w:rPr>
+          <w:rtl w:val="0"/>
+        </w:rPr>
+      </w:r>
+    </w:p>
+    <w:p>
+      <w:pPr>
+        <w:spacing w:after="80" w:before="20" w:lineRule="auto"/>
+        <w:rPr/>
+      </w:pPr>
+      <w:r>
+        <w:rPr>
+          <w:rFonts w:ascii="Calibri" w:cs="Calibri" w:eastAsia="Calibri" w:hAnsi="Calibri"/>
+          <w:b w:val="0"/>
+          <w:bCs w:val="0"/>
+          <w:i w:val="1"/>
+          <w:iCs w:val="1"/>
+          <w:smallCaps w:val="0"/>
+          <w:color w:val="333333"/>
+          <w:sz w:val="17"/>
+          <w:szCs w:val="17"/>
+          <w:rtl w:val="0"/>
+        </w:rPr>
+        <w:t xml:space="preserve">EDR, Network Forensics, Cyber Insurance Center, Executive Protection Network</w:t>
+      </w:r>
+      <w:r>
+        <w:rPr>
+          <w:rtl w:val="0"/>
+        </w:rPr>
+      </w:r>
+    </w:p>
+    <w:p>
+      <w:pPr>
+        <w:keepNext w:val="0"/>
+        <w:keepLines w:val="0"/>
+        <w:pageBreakBefore w:val="0"/>
+        <w:widowControl w:val="1"/>
+        <w:numPr>
+          <w:ilvl w:val="0"/>
+          <w:numId w:val="1"/>
+        </w:numPr>
+        <w:pBdr>
+          <w:top w:space="0" w:sz="0" w:val="nil"/>
+          <w:left w:space="0" w:sz="0" w:val="nil"/>
+          <w:bottom w:space="0" w:sz="0" w:val="nil"/>
+          <w:right w:space="0" w:sz="0" w:val="nil"/>
+          <w:between w:space="0" w:sz="0" w:val="nil"/>
+        </w:pBdr>
+        <w:shd w:fill="auto" w:val="clear"/>
+        <w:spacing w:after="60" w:before="0" w:line="250" w:lineRule="auto"/>
+        <w:ind w:left="260" w:right="0" w:hanging="200"/>
+        <w:jc w:val="left"/>
+        <w:rPr/>
+      </w:pPr>
+      <w:r>
+        <w:rPr>
+          <w:rtl w:val="0"/>
+        </w:rPr>
+        <w:t xml:space="preserve">Managed </w:t>
+      </w:r>
+      <w:r>
+        <w:rPr>
+          <w:rFonts w:ascii="Calibri" w:cs="Calibri" w:eastAsia="Calibri" w:hAnsi="Calibri"/>
+          <w:b w:val="0"/>
+          <w:bCs w:val="0"/>
+          <w:i w:val="0"/>
+          <w:iCs w:val="0"/>
+          <w:smallCaps w:val="0"/>
+          <w:strike w:val="0"/>
+          <w:color w:val="333333"/>
+          <w:sz w:val="19"/>
+          <w:szCs w:val="19"/>
+          <w:u w:val="none"/>
+          <w:shd w:fill="auto" w:val="clear"/>
+          <w:vertAlign w:val="baseline"/>
+          <w:rtl w:val="0"/>
+        </w:rPr>
+        <w:t xml:space="preserve">Endpoint Detection and Response: $10M in sales in the first quarter of availability at 85% gross margins, growing 25% QoQ. Acquired by Accenture.</w:t>
+      </w:r>
+      <w:r>
+        <w:rPr>
+          <w:rtl w:val="0"/>
+        </w:rPr>
+      </w:r>
+    </w:p>
+    <w:p>
+      <w:pPr>
+        <w:keepNext w:val="0"/>
+        <w:keepLines w:val="0"/>
+        <w:pageBreakBefore w:val="0"/>
+        <w:widowControl w:val="1"/>
+        <w:numPr>
+          <w:ilvl w:val="0"/>
+          <w:numId w:val="1"/>
+        </w:numPr>
+        <w:pBdr>
+          <w:top w:space="0" w:sz="0" w:val="nil"/>
+          <w:left w:space="0" w:sz="0" w:val="nil"/>
+          <w:bottom w:space="0" w:sz="0" w:val="nil"/>
+          <w:right w:space="0" w:sz="0" w:val="nil"/>
+          <w:between w:space="0" w:sz="0" w:val="nil"/>
+        </w:pBdr>
+        <w:shd w:fill="auto" w:val="clear"/>
+        <w:spacing w:after="60" w:before="0" w:line="250" w:lineRule="auto"/>
+        <w:ind w:left="260" w:right="0" w:hanging="200"/>
+        <w:jc w:val="left"/>
+        <w:rPr/>
+      </w:pPr>
+      <w:r>
+        <w:rPr>
+          <w:rFonts w:ascii="Calibri" w:cs="Calibri" w:eastAsia="Calibri" w:hAnsi="Calibri"/>
+          <w:b w:val="0"/>
+          <w:bCs w:val="0"/>
+          <w:i w:val="0"/>
+          <w:iCs w:val="0"/>
+          <w:smallCaps w:val="0"/>
+          <w:strike w:val="0"/>
+          <w:color w:val="333333"/>
+          <w:sz w:val="19"/>
+          <w:szCs w:val="19"/>
+          <w:u w:val="none"/>
+          <w:shd w:fill="auto" w:val="clear"/>
+          <w:vertAlign w:val="baseline"/>
+          <w:rtl w:val="0"/>
+        </w:rPr>
+        <w:t xml:space="preserve">Network Forensics: $5M first-quarter revenue built on BlueCoat technology and Symantec SOC analysts, growing 10% QoQ. </w:t>
+      </w:r>
+      <w:r>
+        <w:rPr>
+          <w:rtl w:val="0"/>
+        </w:rPr>
+        <w:t xml:space="preserve">Acquired by Accenture.</w:t>
+      </w:r>
+    </w:p>
+    <w:p>
+      <w:pPr>
+        <w:keepNext w:val="0"/>
+        <w:keepLines w:val="0"/>
+        <w:pageBreakBefore w:val="0"/>
+        <w:widowControl w:val="1"/>
+        <w:numPr>
+          <w:ilvl w:val="0"/>
+          <w:numId w:val="1"/>
+        </w:numPr>
+        <w:pBdr>
+          <w:top w:space="0" w:sz="0" w:val="nil"/>
+          <w:left w:space="0" w:sz="0" w:val="nil"/>
+          <w:bottom w:space="0" w:sz="0" w:val="nil"/>
+          <w:right w:space="0" w:sz="0" w:val="nil"/>
+          <w:between w:space="0" w:sz="0" w:val="nil"/>
+        </w:pBdr>
+        <w:shd w:fill="auto" w:val="clear"/>
+        <w:spacing w:after="60" w:before="0" w:line="250" w:lineRule="auto"/>
+        <w:ind w:left="260" w:right="0" w:hanging="200"/>
+        <w:jc w:val="left"/>
+        <w:rPr/>
+      </w:pPr>
+      <w:r>
+        <w:rPr>
+          <w:rFonts w:ascii="Calibri" w:cs="Calibri" w:eastAsia="Calibri" w:hAnsi="Calibri"/>
+          <w:b w:val="0"/>
+          <w:bCs w:val="0"/>
+          <w:i w:val="0"/>
+          <w:iCs w:val="0"/>
+          <w:smallCaps w:val="0"/>
+          <w:strike w:val="0"/>
+          <w:color w:val="333333"/>
+          <w:sz w:val="19"/>
+          <w:szCs w:val="19"/>
+          <w:u w:val="none"/>
+          <w:shd w:fill="auto" w:val="clear"/>
+          <w:vertAlign w:val="baseline"/>
+          <w:rtl w:val="0"/>
+        </w:rPr>
+        <w:t xml:space="preserve">Cyber Insurance Center: 90% gross margin delivering customized security services to the cyber insurance market. Acquired by HCL.</w:t>
+      </w:r>
+      <w:r>
+        <w:rPr>
+          <w:rtl w:val="0"/>
+        </w:rPr>
+      </w:r>
+    </w:p>
+    <w:p>
+      <w:pPr>
+        <w:keepNext w:val="0"/>
+        <w:keepLines w:val="0"/>
+        <w:pageBreakBefore w:val="0"/>
+        <w:widowControl w:val="1"/>
+        <w:numPr>
+          <w:ilvl w:val="0"/>
+          <w:numId w:val="1"/>
+        </w:numPr>
+        <w:pBdr>
+          <w:top w:space="0" w:sz="0" w:val="nil"/>
+          <w:left w:space="0" w:sz="0" w:val="nil"/>
+          <w:bottom w:space="0" w:sz="0" w:val="nil"/>
+          <w:right w:space="0" w:sz="0" w:val="nil"/>
+          <w:between w:space="0" w:sz="0" w:val="nil"/>
+        </w:pBdr>
+        <w:shd w:fill="auto" w:val="clear"/>
+        <w:spacing w:after="60" w:before="0" w:line="250" w:lineRule="auto"/>
+        <w:ind w:left="260" w:right="0" w:hanging="200"/>
+        <w:jc w:val="left"/>
+        <w:rPr/>
+      </w:pPr>
+      <w:r>
+        <w:rPr>
+          <w:rFonts w:ascii="Calibri" w:cs="Calibri" w:eastAsia="Calibri" w:hAnsi="Calibri"/>
+          <w:b w:val="0"/>
+          <w:bCs w:val="0"/>
+          <w:i w:val="0"/>
+          <w:iCs w:val="0"/>
+          <w:smallCaps w:val="0"/>
+          <w:strike w:val="0"/>
+          <w:color w:val="333333"/>
+          <w:sz w:val="19"/>
+          <w:szCs w:val="19"/>
+          <w:u w:val="none"/>
+          <w:shd w:fill="auto" w:val="clear"/>
+          <w:vertAlign w:val="baseline"/>
+          <w:rtl w:val="0"/>
+        </w:rPr>
+        <w:t xml:space="preserve">Executive Protection Network: protection for high-net-worth individuals against cyber and physical crime. Acquired by AON Insurance prior to launch.</w:t>
+      </w:r>
+      <w:r>
+        <w:rPr>
+          <w:rtl w:val="0"/>
+        </w:rPr>
+      </w:r>
+    </w:p>
+    <w:p>
+      <w:pPr>
+        <w:keepNext w:val="0"/>
+        <w:keepLines w:val="0"/>
+        <w:pageBreakBefore w:val="0"/>
+        <w:widowControl w:val="1"/>
+        <w:numPr>
+          <w:ilvl w:val="0"/>
+          <w:numId w:val="1"/>
+        </w:numPr>
+        <w:pBdr>
+          <w:top w:space="0" w:sz="0" w:val="nil"/>
+          <w:left w:space="0" w:sz="0" w:val="nil"/>
+          <w:bottom w:space="0" w:sz="0" w:val="nil"/>
+          <w:right w:space="0" w:sz="0" w:val="nil"/>
+          <w:between w:space="0" w:sz="0" w:val="nil"/>
+        </w:pBdr>
+        <w:shd w:fill="auto" w:val="clear"/>
+        <w:spacing w:after="60" w:before="0" w:line="250" w:lineRule="auto"/>
+        <w:ind w:left="260" w:right="0" w:hanging="200"/>
+        <w:jc w:val="left"/>
+        <w:rPr/>
+      </w:pPr>
+      <w:r>
+        <w:rPr>
+          <w:rFonts w:ascii="Calibri" w:cs="Calibri" w:eastAsia="Calibri" w:hAnsi="Calibri"/>
+          <w:b w:val="0"/>
+          <w:bCs w:val="0"/>
+          <w:i w:val="0"/>
+          <w:iCs w:val="0"/>
+          <w:smallCaps w:val="0"/>
+          <w:strike w:val="0"/>
+          <w:color w:val="333333"/>
+          <w:sz w:val="19"/>
+          <w:szCs w:val="19"/>
+          <w:u w:val="none"/>
+          <w:shd w:fill="auto" w:val="clear"/>
+          <w:vertAlign w:val="baseline"/>
+          <w:rtl w:val="0"/>
+        </w:rPr>
+        <w:t xml:space="preserve">Built the global enablement model behind these launches, certifying 100 sellers worldwide and standing up delivery capability with GSI partners including Accenture and PwC.</w:t>
+      </w:r>
+      <w:r>
+        <w:rPr>
+          <w:rtl w:val="0"/>
+        </w:rPr>
+      </w:r>
+    </w:p>
+    <w:p>
+      <w:pPr>
+        <w:tabs>
+          <w:tab w:val="right" w:leader="none" w:pos="10800"/>
+        </w:tabs>
+        <w:spacing w:after="0" w:before="160" w:lineRule="auto"/>
+        <w:rPr/>
+      </w:pPr>
+      <w:r>
+        <w:rPr>
+          <w:rFonts w:ascii="Calibri" w:cs="Calibri" w:eastAsia="Calibri" w:hAnsi="Calibri"/>
+          <w:b w:val="1"/>
+          <w:bCs w:val="1"/>
+          <w:i w:val="0"/>
+          <w:iCs w:val="0"/>
+          <w:smallCaps w:val="0"/>
+          <w:color w:val="111111"/>
+          <w:sz w:val="20"/>
+          <w:szCs w:val="20"/>
+          <w:rtl w:val="0"/>
+        </w:rPr>
+        <w:t xml:space="preserve">Symantec, </w:t>
+      </w:r>
+      <w:r>
+        <w:rPr>
+          <w:color w:val="111111"/>
+          <w:sz w:val="20"/>
+          <w:szCs w:val="20"/>
+          <w:rtl w:val="0"/>
+        </w:rPr>
+        <w:t xml:space="preserve">Senior Product Manager, Cyber Readiness and Response</w:t>
+        <w:tab/>
+      </w:r>
+      <w:r>
+        <w:rPr>
+          <w:rFonts w:ascii="Calibri" w:cs="Calibri" w:eastAsia="Calibri" w:hAnsi="Calibri"/>
+          <w:b w:val="0"/>
+          <w:bCs w:val="0"/>
+          <w:i w:val="0"/>
+          <w:iCs w:val="0"/>
+          <w:smallCaps w:val="0"/>
+          <w:color w:val="333333"/>
+          <w:sz w:val="18"/>
+          <w:szCs w:val="18"/>
+          <w:rtl w:val="0"/>
+        </w:rPr>
+        <w:t xml:space="preserve">Mar 2013 – Oct 2015</w:t>
+      </w:r>
+      <w:r>
+        <w:rPr>
+          <w:rtl w:val="0"/>
+        </w:rPr>
+      </w:r>
+    </w:p>
+    <w:p>
+      <w:pPr>
+        <w:keepNext w:val="0"/>
+        <w:keepLines w:val="0"/>
+        <w:pageBreakBefore w:val="0"/>
+        <w:widowControl w:val="1"/>
+        <w:numPr>
+          <w:ilvl w:val="0"/>
+          <w:numId w:val="1"/>
+        </w:numPr>
+        <w:pBdr>
+          <w:top w:space="0" w:sz="0" w:val="nil"/>
+          <w:left w:space="0" w:sz="0" w:val="nil"/>
+          <w:bottom w:space="0" w:sz="0" w:val="nil"/>
+          <w:right w:space="0" w:sz="0" w:val="nil"/>
+          <w:between w:space="0" w:sz="0" w:val="nil"/>
+        </w:pBdr>
+        <w:shd w:fill="auto" w:val="clear"/>
+        <w:spacing w:after="60" w:before="0" w:line="250" w:lineRule="auto"/>
+        <w:ind w:left="260" w:right="0" w:hanging="200"/>
+        <w:jc w:val="left"/>
+        <w:rPr/>
+      </w:pPr>
+      <w:r>
+        <w:rPr>
+          <w:rFonts w:ascii="Calibri" w:cs="Calibri" w:eastAsia="Calibri" w:hAnsi="Calibri"/>
+          <w:b w:val="0"/>
+          <w:bCs w:val="0"/>
+          <w:i w:val="0"/>
+          <w:iCs w:val="0"/>
+          <w:smallCaps w:val="0"/>
+          <w:strike w:val="0"/>
+          <w:color w:val="333333"/>
+          <w:sz w:val="19"/>
+          <w:szCs w:val="19"/>
+          <w:u w:val="none"/>
+          <w:shd w:fill="auto" w:val="clear"/>
+          <w:vertAlign w:val="baseline"/>
+          <w:rtl w:val="0"/>
+        </w:rPr>
+        <w:t xml:space="preserve">Founding member of the leadership team that developed and launched the Global Incident Response service, with first-year sales exceeding targets by over 50%.</w:t>
+      </w:r>
+      <w:r>
+        <w:rPr>
+          <w:rtl w:val="0"/>
+        </w:rPr>
+      </w:r>
+    </w:p>
+    <w:p>
+      <w:pPr>
+        <w:keepNext w:val="0"/>
+        <w:keepLines w:val="0"/>
+        <w:pageBreakBefore w:val="0"/>
+        <w:widowControl w:val="1"/>
+        <w:numPr>
+          <w:ilvl w:val="0"/>
+          <w:numId w:val="1"/>
+        </w:numPr>
+        <w:pBdr>
+          <w:top w:space="0" w:sz="0" w:val="nil"/>
+          <w:left w:space="0" w:sz="0" w:val="nil"/>
+          <w:bottom w:space="0" w:sz="0" w:val="nil"/>
+          <w:right w:space="0" w:sz="0" w:val="nil"/>
+          <w:between w:space="0" w:sz="0" w:val="nil"/>
+        </w:pBdr>
+        <w:shd w:fill="auto" w:val="clear"/>
+        <w:spacing w:after="60" w:before="0" w:line="250" w:lineRule="auto"/>
+        <w:ind w:left="260" w:right="0" w:hanging="200"/>
+        <w:jc w:val="left"/>
+        <w:rPr/>
+      </w:pPr>
+      <w:r>
+        <w:rPr>
+          <w:rFonts w:ascii="Calibri" w:cs="Calibri" w:eastAsia="Calibri" w:hAnsi="Calibri"/>
+          <w:b w:val="0"/>
+          <w:bCs w:val="0"/>
+          <w:i w:val="0"/>
+          <w:iCs w:val="0"/>
+          <w:smallCaps w:val="0"/>
+          <w:strike w:val="0"/>
+          <w:color w:val="333333"/>
+          <w:sz w:val="19"/>
+          <w:szCs w:val="19"/>
+          <w:u w:val="none"/>
+          <w:shd w:fill="auto" w:val="clear"/>
+          <w:vertAlign w:val="baseline"/>
+          <w:rtl w:val="0"/>
+        </w:rPr>
+        <w:t xml:space="preserve">Launched a new incident response retainer GTM model generating $10M in year-one revenue.</w:t>
+      </w:r>
+      <w:r>
+        <w:rPr>
+          <w:rtl w:val="0"/>
+        </w:rPr>
+      </w:r>
+    </w:p>
+    <w:p>
+      <w:pPr>
+        <w:keepNext w:val="0"/>
+        <w:keepLines w:val="0"/>
+        <w:pageBreakBefore w:val="0"/>
+        <w:widowControl w:val="1"/>
+        <w:numPr>
+          <w:ilvl w:val="0"/>
+          <w:numId w:val="1"/>
+        </w:numPr>
+        <w:pBdr>
+          <w:top w:space="0" w:sz="0" w:val="nil"/>
+          <w:left w:space="0" w:sz="0" w:val="nil"/>
+          <w:bottom w:space="0" w:sz="0" w:val="nil"/>
+          <w:right w:space="0" w:sz="0" w:val="nil"/>
+          <w:between w:space="0" w:sz="0" w:val="nil"/>
+        </w:pBdr>
+        <w:shd w:fill="auto" w:val="clear"/>
+        <w:spacing w:after="60" w:before="0" w:line="250" w:lineRule="auto"/>
+        <w:ind w:left="260" w:right="0" w:hanging="200"/>
+        <w:jc w:val="left"/>
+        <w:rPr/>
+      </w:pPr>
+      <w:r>
+        <w:rPr>
+          <w:rFonts w:ascii="Calibri" w:cs="Calibri" w:eastAsia="Calibri" w:hAnsi="Calibri"/>
+          <w:b w:val="0"/>
+          <w:bCs w:val="0"/>
+          <w:i w:val="0"/>
+          <w:iCs w:val="0"/>
+          <w:smallCaps w:val="0"/>
+          <w:strike w:val="0"/>
+          <w:color w:val="333333"/>
+          <w:sz w:val="19"/>
+          <w:szCs w:val="19"/>
+          <w:u w:val="none"/>
+          <w:shd w:fill="auto" w:val="clear"/>
+          <w:vertAlign w:val="baseline"/>
+          <w:rtl w:val="0"/>
+        </w:rPr>
+        <w:t xml:space="preserve">Incident response engagements delivered 3x pipeline through referral and follow-on activity, sustaining 12% YoY growth until the Accenture acquisition.</w:t>
+      </w:r>
+      <w:r>
+        <w:rPr>
+          <w:rtl w:val="0"/>
+        </w:rPr>
+      </w:r>
+    </w:p>
+    <w:p>
+      <w:pPr>
+        <w:tabs>
+          <w:tab w:val="right" w:leader="none" w:pos="10800"/>
+        </w:tabs>
+        <w:spacing w:after="0" w:before="160" w:lineRule="auto"/>
+        <w:rPr/>
+      </w:pPr>
+      <w:r>
+        <w:rPr>
+          <w:rFonts w:ascii="Calibri" w:cs="Calibri" w:eastAsia="Calibri" w:hAnsi="Calibri"/>
+          <w:b w:val="1"/>
+          <w:bCs w:val="1"/>
+          <w:i w:val="0"/>
+          <w:iCs w:val="0"/>
+          <w:smallCaps w:val="0"/>
+          <w:color w:val="111111"/>
+          <w:sz w:val="20"/>
+          <w:szCs w:val="20"/>
+          <w:rtl w:val="0"/>
+        </w:rPr>
+        <w:t xml:space="preserve">Symantec, </w:t>
+      </w:r>
+      <w:r>
+        <w:rPr>
+          <w:color w:val="111111"/>
+          <w:sz w:val="20"/>
+          <w:szCs w:val="20"/>
+          <w:rtl w:val="0"/>
+        </w:rPr>
+        <w:t xml:space="preserve">Security Strategist and Field CTO</w:t>
+        <w:tab/>
+      </w:r>
+      <w:r>
+        <w:rPr>
+          <w:rFonts w:ascii="Calibri" w:cs="Calibri" w:eastAsia="Calibri" w:hAnsi="Calibri"/>
+          <w:b w:val="0"/>
+          <w:bCs w:val="0"/>
+          <w:i w:val="0"/>
+          <w:iCs w:val="0"/>
+          <w:smallCaps w:val="0"/>
+          <w:color w:val="333333"/>
+          <w:sz w:val="18"/>
+          <w:szCs w:val="18"/>
+          <w:rtl w:val="0"/>
+        </w:rPr>
+        <w:t xml:space="preserve">Jan 2011 – Mar 2013</w:t>
+      </w:r>
+      <w:r>
+        <w:rPr>
+          <w:rtl w:val="0"/>
+        </w:rPr>
+      </w:r>
+    </w:p>
+    <w:p>
+      <w:pPr>
+        <w:keepNext w:val="0"/>
+        <w:keepLines w:val="0"/>
+        <w:pageBreakBefore w:val="0"/>
+        <w:widowControl w:val="1"/>
+        <w:numPr>
+          <w:ilvl w:val="0"/>
+          <w:numId w:val="1"/>
+        </w:numPr>
+        <w:pBdr>
+          <w:top w:space="0" w:sz="0" w:val="nil"/>
+          <w:left w:space="0" w:sz="0" w:val="nil"/>
+          <w:bottom w:space="0" w:sz="0" w:val="nil"/>
+          <w:right w:space="0" w:sz="0" w:val="nil"/>
+          <w:between w:space="0" w:sz="0" w:val="nil"/>
+        </w:pBdr>
+        <w:shd w:fill="auto" w:val="clear"/>
+        <w:spacing w:after="60" w:before="0" w:line="250" w:lineRule="auto"/>
+        <w:ind w:left="260" w:right="0" w:hanging="200"/>
+        <w:jc w:val="left"/>
+        <w:rPr/>
+      </w:pPr>
+      <w:r>
+        <w:rPr>
+          <w:rFonts w:ascii="Calibri" w:cs="Calibri" w:eastAsia="Calibri" w:hAnsi="Calibri"/>
+          <w:b w:val="0"/>
+          <w:bCs w:val="0"/>
+          <w:i w:val="0"/>
+          <w:iCs w:val="0"/>
+          <w:smallCaps w:val="0"/>
+          <w:strike w:val="0"/>
+          <w:color w:val="333333"/>
+          <w:sz w:val="19"/>
+          <w:szCs w:val="19"/>
+          <w:u w:val="none"/>
+          <w:shd w:fill="auto" w:val="clear"/>
+          <w:vertAlign w:val="baseline"/>
+          <w:rtl w:val="0"/>
+        </w:rPr>
+        <w:t xml:space="preserve">Assembled and led a global team of strategists driving customer engagement and lifetime value, serving as CTO advisor and primary liaison between product management and sales for Fortune 1000 accounts.</w:t>
+      </w:r>
+      <w:r>
+        <w:rPr>
+          <w:rtl w:val="0"/>
+        </w:rPr>
+      </w:r>
+    </w:p>
+    <w:p>
+      <w:pPr>
+        <w:keepNext w:val="0"/>
+        <w:keepLines w:val="0"/>
+        <w:pageBreakBefore w:val="0"/>
+        <w:widowControl w:val="1"/>
+        <w:numPr>
+          <w:ilvl w:val="0"/>
+          <w:numId w:val="1"/>
+        </w:numPr>
+        <w:pBdr>
+          <w:top w:space="0" w:sz="0" w:val="nil"/>
+          <w:left w:space="0" w:sz="0" w:val="nil"/>
+          <w:bottom w:space="0" w:sz="0" w:val="nil"/>
+          <w:right w:space="0" w:sz="0" w:val="nil"/>
+          <w:between w:space="0" w:sz="0" w:val="nil"/>
+        </w:pBdr>
+        <w:shd w:fill="auto" w:val="clear"/>
+        <w:spacing w:after="60" w:before="0" w:line="250" w:lineRule="auto"/>
+        <w:ind w:left="260" w:right="0" w:hanging="200"/>
+        <w:jc w:val="left"/>
+        <w:rPr/>
+      </w:pPr>
+      <w:r>
+        <w:rPr>
+          <w:rFonts w:ascii="Calibri" w:cs="Calibri" w:eastAsia="Calibri" w:hAnsi="Calibri"/>
+          <w:b w:val="0"/>
+          <w:bCs w:val="0"/>
+          <w:i w:val="0"/>
+          <w:iCs w:val="0"/>
+          <w:smallCaps w:val="0"/>
+          <w:strike w:val="0"/>
+          <w:color w:val="333333"/>
+          <w:sz w:val="19"/>
+          <w:szCs w:val="19"/>
+          <w:u w:val="none"/>
+          <w:shd w:fill="auto" w:val="clear"/>
+          <w:vertAlign w:val="baseline"/>
+          <w:rtl w:val="0"/>
+        </w:rPr>
+        <w:t xml:space="preserve">Developed the Symantec Security Program Review, delivering high-value short-cycle engagements that generated 10x pipeline year over year.</w:t>
+      </w:r>
+      <w:r>
+        <w:rPr>
+          <w:rtl w:val="0"/>
+        </w:rPr>
+      </w:r>
+    </w:p>
+    <w:p>
+      <w:pPr>
+        <w:keepNext w:val="0"/>
+        <w:keepLines w:val="0"/>
+        <w:pageBreakBefore w:val="0"/>
+        <w:widowControl w:val="1"/>
+        <w:numPr>
+          <w:ilvl w:val="0"/>
+          <w:numId w:val="1"/>
+        </w:numPr>
+        <w:pBdr>
+          <w:top w:space="0" w:sz="0" w:val="nil"/>
+          <w:left w:space="0" w:sz="0" w:val="nil"/>
+          <w:bottom w:space="0" w:sz="0" w:val="nil"/>
+          <w:right w:space="0" w:sz="0" w:val="nil"/>
+          <w:between w:space="0" w:sz="0" w:val="nil"/>
+        </w:pBdr>
+        <w:shd w:fill="auto" w:val="clear"/>
+        <w:spacing w:after="60" w:before="0" w:line="250" w:lineRule="auto"/>
+        <w:ind w:left="260" w:right="0" w:hanging="200"/>
+        <w:jc w:val="left"/>
+        <w:rPr/>
+      </w:pPr>
+      <w:r>
+        <w:rPr>
+          <w:rFonts w:ascii="Calibri" w:cs="Calibri" w:eastAsia="Calibri" w:hAnsi="Calibri"/>
+          <w:b w:val="0"/>
+          <w:bCs w:val="0"/>
+          <w:i w:val="0"/>
+          <w:iCs w:val="0"/>
+          <w:smallCaps w:val="0"/>
+          <w:strike w:val="0"/>
+          <w:color w:val="333333"/>
+          <w:sz w:val="19"/>
+          <w:szCs w:val="19"/>
+          <w:u w:val="none"/>
+          <w:shd w:fill="auto" w:val="clear"/>
+          <w:vertAlign w:val="baseline"/>
+          <w:rtl w:val="0"/>
+        </w:rPr>
+        <w:t xml:space="preserve">Generated over 20,000 media engagements including article citations, radio and television interviews, blog posts, and technical papers.</w:t>
+      </w:r>
+      <w:r>
+        <w:rPr>
+          <w:rtl w:val="0"/>
+        </w:rPr>
+      </w:r>
+    </w:p>
+    <w:p>
+      <w:pPr>
+        <w:spacing w:after="0" w:before="240" w:lineRule="auto"/>
+        <w:rPr/>
+      </w:pPr>
+      <w:r>
+        <w:rPr>
+          <w:rFonts w:ascii="Calibri" w:cs="Calibri" w:eastAsia="Calibri" w:hAnsi="Calibri"/>
+          <w:b w:val="1"/>
+          <w:bCs w:val="1"/>
+          <w:i w:val="0"/>
+          <w:iCs w:val="0"/>
+          <w:smallCaps w:val="1"/>
+          <w:color w:val="111111"/>
+          <w:sz w:val="20"/>
+          <w:szCs w:val="20"/>
+          <w:rtl w:val="0"/>
+        </w:rPr>
+        <w:t xml:space="preserve">EARLIER EXPERIENCE</w:t>
+      </w:r>
+      <w:r>
+        <w:rPr>
+          <w:rtl w:val="0"/>
+        </w:rPr>
+      </w:r>
+    </w:p>
+    <w:p>
+      <w:pPr>
+        <w:pBdr>
+          <w:bottom w:color="999999" w:space="0" w:sz="6" w:val="single"/>
+        </w:pBdr>
+        <w:spacing w:after="100" w:before="20" w:lineRule="auto"/>
+        <w:rPr/>
+      </w:pPr>
+      <w:r>
+        <w:rPr>
+          <w:rtl w:val="0"/>
+        </w:rPr>
+      </w:r>
+    </w:p>
+    <w:p>
+      <w:pPr>
+        <w:tabs>
+          <w:tab w:val="right" w:leader="none" w:pos="10800"/>
+        </w:tabs>
+        <w:spacing w:after="0" w:before="160" w:lineRule="auto"/>
+        <w:rPr/>
+      </w:pPr>
+      <w:r>
+        <w:rPr>
+          <w:rFonts w:ascii="Calibri" w:cs="Calibri" w:eastAsia="Calibri" w:hAnsi="Calibri"/>
+          <w:b w:val="1"/>
+          <w:bCs w:val="1"/>
+          <w:i w:val="0"/>
+          <w:iCs w:val="0"/>
+          <w:smallCaps w:val="0"/>
+          <w:color w:val="111111"/>
+          <w:sz w:val="20"/>
+          <w:szCs w:val="20"/>
+          <w:rtl w:val="0"/>
+        </w:rPr>
+        <w:t xml:space="preserve">Wellington Management Company and Trust Bank, </w:t>
+      </w:r>
+      <w:r>
+        <w:rPr>
+          <w:color w:val="111111"/>
+          <w:sz w:val="20"/>
+          <w:szCs w:val="20"/>
+          <w:rtl w:val="0"/>
+        </w:rPr>
+        <w:t xml:space="preserve">VP and CISO</w:t>
+        <w:tab/>
+      </w:r>
+      <w:r>
+        <w:rPr>
+          <w:rFonts w:ascii="Calibri" w:cs="Calibri" w:eastAsia="Calibri" w:hAnsi="Calibri"/>
+          <w:b w:val="0"/>
+          <w:bCs w:val="0"/>
+          <w:i w:val="0"/>
+          <w:iCs w:val="0"/>
+          <w:smallCaps w:val="0"/>
+          <w:color w:val="333333"/>
+          <w:sz w:val="18"/>
+          <w:szCs w:val="18"/>
+          <w:rtl w:val="0"/>
+        </w:rPr>
+        <w:t xml:space="preserve">Oct 2003 – Jan 2011</w:t>
+      </w:r>
+      <w:r>
+        <w:rPr>
+          <w:rtl w:val="0"/>
+        </w:rPr>
+      </w:r>
+    </w:p>
+    <w:p>
+      <w:pPr>
+        <w:tabs>
+          <w:tab w:val="right" w:leader="none" w:pos="10800"/>
+        </w:tabs>
+        <w:spacing w:after="0" w:before="160" w:lineRule="auto"/>
+        <w:rPr/>
+      </w:pPr>
+      <w:r>
+        <w:rPr>
+          <w:rFonts w:ascii="Calibri" w:cs="Calibri" w:eastAsia="Calibri" w:hAnsi="Calibri"/>
+          <w:b w:val="1"/>
+          <w:bCs w:val="1"/>
+          <w:i w:val="0"/>
+          <w:iCs w:val="0"/>
+          <w:smallCaps w:val="0"/>
+          <w:color w:val="111111"/>
+          <w:sz w:val="20"/>
+          <w:szCs w:val="20"/>
+          <w:rtl w:val="0"/>
+        </w:rPr>
+        <w:t xml:space="preserve">Primix / Burntsand, </w:t>
+      </w:r>
+      <w:r>
+        <w:rPr>
+          <w:color w:val="111111"/>
+          <w:sz w:val="20"/>
+          <w:szCs w:val="20"/>
+          <w:rtl w:val="0"/>
+        </w:rPr>
+        <w:t xml:space="preserve">Security Solutions Director</w:t>
+        <w:tab/>
+      </w:r>
+      <w:r>
+        <w:rPr>
+          <w:rFonts w:ascii="Calibri" w:cs="Calibri" w:eastAsia="Calibri" w:hAnsi="Calibri"/>
+          <w:b w:val="0"/>
+          <w:bCs w:val="0"/>
+          <w:i w:val="0"/>
+          <w:iCs w:val="0"/>
+          <w:smallCaps w:val="0"/>
+          <w:color w:val="333333"/>
+          <w:sz w:val="18"/>
+          <w:szCs w:val="18"/>
+          <w:rtl w:val="0"/>
+        </w:rPr>
+        <w:t xml:space="preserve">Sep 1999 – Oct 2003</w:t>
+      </w:r>
+      <w:r>
+        <w:rPr>
+          <w:rtl w:val="0"/>
+        </w:rPr>
+      </w:r>
+    </w:p>
+    <w:p>
+      <w:pPr>
+        <w:tabs>
+          <w:tab w:val="right" w:leader="none" w:pos="10800"/>
+        </w:tabs>
+        <w:spacing w:after="0" w:before="160" w:lineRule="auto"/>
+        <w:rPr/>
+      </w:pPr>
+      <w:r>
+        <w:rPr>
+          <w:rFonts w:ascii="Calibri" w:cs="Calibri" w:eastAsia="Calibri" w:hAnsi="Calibri"/>
+          <w:b w:val="1"/>
+          <w:bCs w:val="1"/>
+          <w:i w:val="0"/>
+          <w:iCs w:val="0"/>
+          <w:smallCaps w:val="0"/>
+          <w:color w:val="111111"/>
+          <w:sz w:val="20"/>
+          <w:szCs w:val="20"/>
+          <w:rtl w:val="0"/>
+        </w:rPr>
+        <w:t xml:space="preserve">MegaRam Technologies, </w:t>
+      </w:r>
+      <w:r>
+        <w:rPr>
+          <w:color w:val="111111"/>
+          <w:sz w:val="20"/>
+          <w:szCs w:val="20"/>
+          <w:rtl w:val="0"/>
+        </w:rPr>
+        <w:t xml:space="preserve">Founder, sold to Impulz Labs</w:t>
+        <w:tab/>
+      </w:r>
+      <w:r>
+        <w:rPr>
+          <w:rFonts w:ascii="Calibri" w:cs="Calibri" w:eastAsia="Calibri" w:hAnsi="Calibri"/>
+          <w:b w:val="0"/>
+          <w:bCs w:val="0"/>
+          <w:i w:val="0"/>
+          <w:iCs w:val="0"/>
+          <w:smallCaps w:val="0"/>
+          <w:color w:val="333333"/>
+          <w:sz w:val="18"/>
+          <w:szCs w:val="18"/>
+          <w:rtl w:val="0"/>
+        </w:rPr>
+        <w:t xml:space="preserve">Apr 1989 – Aug 1999</w:t>
+      </w:r>
+      <w:r>
+        <w:rPr>
+          <w:rtl w:val="0"/>
+        </w:rPr>
+      </w:r>
+    </w:p>
+    <w:p>
+      <w:pPr>
+        <w:spacing w:after="0" w:before="240" w:lineRule="auto"/>
+        <w:rPr/>
+      </w:pPr>
+      <w:r>
+        <w:rPr>
+          <w:rFonts w:ascii="Calibri" w:cs="Calibri" w:eastAsia="Calibri" w:hAnsi="Calibri"/>
+          <w:b w:val="1"/>
+          <w:bCs w:val="1"/>
+          <w:i w:val="0"/>
+          <w:iCs w:val="0"/>
+          <w:smallCaps w:val="1"/>
+          <w:color w:val="111111"/>
+          <w:sz w:val="20"/>
+          <w:szCs w:val="20"/>
+          <w:rtl w:val="0"/>
+        </w:rPr>
+        <w:t xml:space="preserve">PATENT AND EDUCATION</w:t>
+      </w:r>
+      <w:r>
+        <w:rPr>
+          <w:rtl w:val="0"/>
+        </w:rPr>
+      </w:r>
+    </w:p>
+    <w:p>
+      <w:pPr>
+        <w:pBdr>
+          <w:bottom w:color="999999" w:space="0" w:sz="6" w:val="single"/>
+        </w:pBdr>
+        <w:spacing w:after="100" w:before="20" w:lineRule="auto"/>
+        <w:rPr/>
+      </w:pPr>
+      <w:r>
+        <w:rPr>
+          <w:rtl w:val="0"/>
+        </w:rPr>
+      </w:r>
+    </w:p>
+    <w:p>
+      <w:pPr>
+        <w:keepNext w:val="0"/>
+        <w:keepLines w:val="0"/>
+        <w:pageBreakBefore w:val="0"/>
+        <w:widowControl w:val="1"/>
+        <w:numPr>
+          <w:ilvl w:val="0"/>
+          <w:numId w:val="1"/>
+        </w:numPr>
+        <w:pBdr>
+          <w:top w:space="0" w:sz="0" w:val="nil"/>
+          <w:left w:space="0" w:sz="0" w:val="nil"/>
+          <w:bottom w:space="0" w:sz="0" w:val="nil"/>
+          <w:right w:space="0" w:sz="0" w:val="nil"/>
+          <w:between w:space="0" w:sz="0" w:val="nil"/>
+        </w:pBdr>
+        <w:shd w:fill="auto" w:val="clear"/>
+        <w:spacing w:after="60" w:before="0" w:line="250" w:lineRule="auto"/>
+        <w:ind w:left="260" w:right="0" w:hanging="200"/>
+        <w:jc w:val="left"/>
+        <w:rPr/>
+      </w:pPr>
+      <w:r>
+        <w:rPr>
+          <w:rFonts w:ascii="Calibri" w:cs="Calibri" w:eastAsia="Calibri" w:hAnsi="Calibri"/>
+          <w:b w:val="0"/>
+          <w:bCs w:val="0"/>
+          <w:i w:val="0"/>
+          <w:iCs w:val="0"/>
+          <w:smallCaps w:val="0"/>
+          <w:strike w:val="0"/>
+          <w:color w:val="333333"/>
+          <w:sz w:val="19"/>
+          <w:szCs w:val="19"/>
+          <w:u w:val="none"/>
+          <w:shd w:fill="auto" w:val="clear"/>
+          <w:vertAlign w:val="baseline"/>
+          <w:rtl w:val="0"/>
+        </w:rPr>
+        <w:t xml:space="preserve">Systems and Methods for Generating Memory Images of Computing Devices, US 10,466,924, issued Nov 19, 2019.</w:t>
+      </w:r>
+      <w:r>
+        <w:rPr>
+          <w:rtl w:val="0"/>
+        </w:rPr>
+      </w:r>
+    </w:p>
+    <w:p>
+      <w:pPr>
+        <w:keepNext w:val="0"/>
+        <w:keepLines w:val="0"/>
+        <w:pageBreakBefore w:val="0"/>
+        <w:widowControl w:val="1"/>
+        <w:numPr>
+          <w:ilvl w:val="0"/>
+          <w:numId w:val="1"/>
+        </w:numPr>
+        <w:pBdr>
+          <w:top w:space="0" w:sz="0" w:val="nil"/>
+          <w:left w:space="0" w:sz="0" w:val="nil"/>
+          <w:bottom w:space="0" w:sz="0" w:val="nil"/>
+          <w:right w:space="0" w:sz="0" w:val="nil"/>
+          <w:between w:space="0" w:sz="0" w:val="nil"/>
+        </w:pBdr>
+        <w:shd w:fill="auto" w:val="clear"/>
+        <w:spacing w:after="60" w:before="0" w:line="250" w:lineRule="auto"/>
+        <w:ind w:left="260" w:right="0" w:hanging="200"/>
+        <w:jc w:val="left"/>
+        <w:rPr/>
+      </w:pPr>
+      <w:r>
+        <w:rPr>
+          <w:rFonts w:ascii="Calibri" w:cs="Calibri" w:eastAsia="Calibri" w:hAnsi="Calibri"/>
+          <w:b w:val="0"/>
+          <w:bCs w:val="0"/>
+          <w:i w:val="0"/>
+          <w:iCs w:val="0"/>
+          <w:smallCaps w:val="0"/>
+          <w:strike w:val="0"/>
+          <w:color w:val="333333"/>
+          <w:sz w:val="19"/>
+          <w:szCs w:val="19"/>
+          <w:u w:val="none"/>
+          <w:shd w:fill="auto" w:val="clear"/>
+          <w:vertAlign w:val="baseline"/>
+          <w:rtl w:val="0"/>
+        </w:rPr>
+        <w:t xml:space="preserve">B.S., University of Massachusetts.</w:t>
+      </w:r>
+      <w:r>
+        <w:rPr>
+          <w:rtl w:val="0"/>
+        </w:rPr>
       </w:r>
     </w:p>
     <w:sectPr>
@@ -2095,6 +3245,20 @@
       <w:shd w:fill="auto" w:val="clear"/>
       <w:vertAlign w:val="baseline"/>
     </w:rPr>
+  </w:style>
+  <w:style w:type="table" w:styleId="TableNormal" w:default="1">
+    <w:name w:val="TableNormal"/>
+    <w:tblPr>
+      <w:tblCellMar>
+        <w:top w:w="100.0" w:type="dxa"/>
+        <w:left w:w="100.0" w:type="dxa"/>
+        <w:bottom w:w="100.0" w:type="dxa"/>
+        <w:right w:w="100.0" w:type="dxa"/>
+      </w:tblCellMar>
+    </w:tblPr>
+  </w:style>
+  <w:style w:type="paragraph" w:styleId="Normal" w:default="1">
+    <w:name w:val="normal"/>
   </w:style>
   <w:style w:type="paragraph" w:styleId="Strong">
     <w:name w:val="Strong"/>
@@ -2539,7 +3703,7 @@
 
 <file path=customXML/item1.xml><?xml version="1.0" encoding="utf-8"?>
 <go:gDocsCustomXmlDataStorage xmlns:go="http://customooxmlschemas.google.com/" xmlns:r="http://schemas.openxmlformats.org/officeDocument/2006/relationships" uri="GoogleDocsCustomDataVersion2">
-  <go:docsCustomData xmlns:go="http://customooxmlschemas.google.com/" roundtripDataSignature="AMtx7mhHmVWG6AFBxby0JIK5JZg4hjRlmw==">CgMxLjA4AHIhMUZ3dlVtT3AzY3NMU3I0NVA3UEx3S3dVeGtmNTNrUi1W</go:docsCustomData>
+  <go:docsCustomData xmlns:go="http://customooxmlschemas.google.com/" roundtripDataSignature="AMtx7mg8uFG8FVDGku5S5aonoijWirt+fA==">CgMxLjA4AHIhMVBJUFY3clBOalJnWkFoU0hlNEU3b0NiTnJ0cmYyN09i</go:docsCustomData>
 </go:gDocsCustomXmlDataStorage>
 </file>
 

--- a/Bob/Robert_Shaker_II_Resume.docx
+++ b/Bob/Robert_Shaker_II_Resume.docx
@@ -352,7 +352,7 @@
           <w:szCs w:val="17"/>
           <w:rtl w:val="0"/>
         </w:rPr>
-        <w:t xml:space="preserve">Fractional </w:t>
+        <w:t xml:space="preserve">Fractional leadership engagements, management transformation, and AI enablement.</w:t>
       </w:r>
       <w:r>
         <w:rPr>
@@ -362,7 +362,7 @@
           <w:szCs w:val="17"/>
           <w:rtl w:val="0"/>
         </w:rPr>
-        <w:t xml:space="preserve">leadership </w:t>
+        <w:t xml:space="preserve"/>
       </w:r>
       <w:r>
         <w:rPr>
@@ -377,7 +377,7 @@
           <w:szCs w:val="17"/>
           <w:rtl w:val="0"/>
         </w:rPr>
-        <w:t xml:space="preserve">engagements, management transformation, and AI enablement. Concurrent with ActiveState.</w:t>
+        <w:t xml:space="preserve"/>
       </w:r>
       <w:r>
         <w:rPr>
@@ -527,7 +527,7 @@
           <w:szCs w:val="18"/>
           <w:rtl w:val="0"/>
         </w:rPr>
-        <w:t xml:space="preserve">Jul 2025 – Present</w:t>
+        <w:t xml:space="preserve">Jul 2025 – Apr 2026</w:t>
       </w:r>
       <w:r>
         <w:rPr>
